--- a/Entregables_pt_app/02_funciones_usadas/documentacion_funciones.docx
+++ b/Entregables_pt_app/02_funciones_usadas/documentacion_funciones.docx
@@ -2,7 +2,7 @@
 <file path=word/document.xml><?xml version="1.0" encoding="utf-8"?>
 <w:document xmlns:w="http://schemas.openxmlformats.org/wordprocessingml/2006/main" xmlns:m="http://schemas.openxmlformats.org/officeDocument/2006/math" xmlns:r="http://schemas.openxmlformats.org/officeDocument/2006/relationships" xmlns:o="urn:schemas-microsoft-com:office:office" xmlns:v="urn:schemas-microsoft-com:vml" xmlns:w10="urn:schemas-microsoft-com:office:word" xmlns:a="http://schemas.openxmlformats.org/drawingml/2006/main" xmlns:pic="http://schemas.openxmlformats.org/drawingml/2006/picture" xmlns:wp="http://schemas.openxmlformats.org/drawingml/2006/wordprocessingDrawing">
   <w:body>
-    <w:bookmarkStart w:id="57" w:name="documentación-de-funciones"/>
+    <w:bookmarkStart w:id="86" w:name="documentación-de-funciones"/>
     <w:p>
       <w:pPr>
         <w:pStyle w:val="Heading1"/>
@@ -26,7 +26,7 @@
         <w:t xml:space="preserve"> </w:t>
       </w:r>
       <w:r>
-        <w:t xml:space="preserve">2026-01-24 17:27:58.725427</w:t>
+        <w:t xml:space="preserve">2026-06-16 11:56:44.739595</w:t>
       </w:r>
     </w:p>
     <w:p>
@@ -44,7 +44,7 @@
         <w:t xml:space="preserve"> </w:t>
       </w:r>
       <w:r>
-        <w:t xml:space="preserve">48</w:t>
+        <w:t xml:space="preserve">77</w:t>
       </w:r>
     </w:p>
     <w:p>
@@ -186,7 +186,151 @@
       </w:r>
     </w:p>
     <w:bookmarkEnd w:id="10"/>
-    <w:bookmarkStart w:id="11" w:name="calculate_en_score"/>
+    <w:bookmarkStart w:id="11" w:name="build_homogeneity_export_df"/>
+    <w:p>
+      <w:pPr>
+        <w:pStyle w:val="Heading2"/>
+      </w:pPr>
+      <w:r>
+        <w:rPr>
+          <w:rStyle w:val="VerbatimChar"/>
+        </w:rPr>
+        <w:t xml:space="preserve">build_homogeneity_export_df</w:t>
+      </w:r>
+    </w:p>
+    <w:p>
+      <w:pPr>
+        <w:pStyle w:val="FirstParagraph"/>
+      </w:pPr>
+      <w:r>
+        <w:rPr>
+          <w:b/>
+          <w:bCs/>
+        </w:rPr>
+        <w:t xml:space="preserve">Archivo:</w:t>
+      </w:r>
+      <w:r>
+        <w:t xml:space="preserve"> </w:t>
+      </w:r>
+      <w:r>
+        <w:rPr>
+          <w:rStyle w:val="VerbatimChar"/>
+        </w:rPr>
+        <w:t xml:space="preserve">app.R</w:t>
+      </w:r>
+    </w:p>
+    <w:p>
+      <w:r>
+        <w:pict>
+          <v:rect style="width:0;height:1.5pt" o:hralign="center" o:hrstd="t" o:hr="t"/>
+        </w:pict>
+      </w:r>
+    </w:p>
+    <w:bookmarkEnd w:id="11"/>
+    <w:bookmarkStart w:id="12" w:name="build_stability_export_df"/>
+    <w:p>
+      <w:pPr>
+        <w:pStyle w:val="Heading2"/>
+      </w:pPr>
+      <w:r>
+        <w:rPr>
+          <w:rStyle w:val="VerbatimChar"/>
+        </w:rPr>
+        <w:t xml:space="preserve">build_stability_export_df</w:t>
+      </w:r>
+    </w:p>
+    <w:p>
+      <w:pPr>
+        <w:pStyle w:val="FirstParagraph"/>
+      </w:pPr>
+      <w:r>
+        <w:rPr>
+          <w:b/>
+          <w:bCs/>
+        </w:rPr>
+        <w:t xml:space="preserve">Archivo:</w:t>
+      </w:r>
+      <w:r>
+        <w:t xml:space="preserve"> </w:t>
+      </w:r>
+      <w:r>
+        <w:rPr>
+          <w:rStyle w:val="VerbatimChar"/>
+        </w:rPr>
+        <w:t xml:space="preserve">app.R</w:t>
+      </w:r>
+    </w:p>
+    <w:p>
+      <w:r>
+        <w:pict>
+          <v:rect style="width:0;height:1.5pt" o:hralign="center" o:hrstd="t" o:hr="t"/>
+        </w:pict>
+      </w:r>
+    </w:p>
+    <w:bookmarkEnd w:id="12"/>
+    <w:bookmarkStart w:id="13" w:name="build_xpt_summary_row"/>
+    <w:p>
+      <w:pPr>
+        <w:pStyle w:val="Heading2"/>
+      </w:pPr>
+      <w:r>
+        <w:rPr>
+          <w:rStyle w:val="VerbatimChar"/>
+        </w:rPr>
+        <w:t xml:space="preserve">build_xpt_summary_row</w:t>
+      </w:r>
+    </w:p>
+    <w:p>
+      <w:pPr>
+        <w:pStyle w:val="FirstParagraph"/>
+      </w:pPr>
+      <w:r>
+        <w:rPr>
+          <w:b/>
+          <w:bCs/>
+        </w:rPr>
+        <w:t xml:space="preserve">Archivo:</w:t>
+      </w:r>
+      <w:r>
+        <w:t xml:space="preserve"> </w:t>
+      </w:r>
+      <w:r>
+        <w:rPr>
+          <w:rStyle w:val="VerbatimChar"/>
+        </w:rPr>
+        <w:t xml:space="preserve">app.R</w:t>
+      </w:r>
+    </w:p>
+    <w:p>
+      <w:pPr>
+        <w:pStyle w:val="BodyText"/>
+      </w:pPr>
+      <w:r>
+        <w:rPr>
+          <w:b/>
+          <w:bCs/>
+        </w:rPr>
+        <w:t xml:space="preserve">Parámetros:</w:t>
+      </w:r>
+      <w:r>
+        <w:t xml:space="preserve"> </w:t>
+      </w:r>
+      <w:r>
+        <w:rPr>
+          <w:rStyle w:val="VerbatimChar"/>
+        </w:rPr>
+        <w:t xml:space="preserve">pol, n, lev, subset_data, method_code</w:t>
+      </w:r>
+    </w:p>
+    <w:p>
+      <w:r>
+        <w:pict>
+          <v:rect style="width:0;height:1.5pt" o:hralign="center" o:hrstd="t" o:hr="t"/>
+        </w:pict>
+      </w:r>
+    </w:p>
+    <w:bookmarkEnd w:id="13"/>
+    <w:bookmarkStart w:id="14" w:name="calculate_en_score"/>
     <w:p>
       <w:pPr>
         <w:pStyle w:val="Heading2"/>
@@ -273,8 +417,132 @@
         </w:pict>
       </w:r>
     </w:p>
-    <w:bookmarkEnd w:id="11"/>
-    <w:bookmarkStart w:id="12" w:name="calculate_homogeneity_criterion"/>
+    <w:bookmarkEnd w:id="14"/>
+    <w:bookmarkStart w:id="15" w:name="calculate_expert_sigma_pt"/>
+    <w:p>
+      <w:pPr>
+        <w:pStyle w:val="Heading2"/>
+      </w:pPr>
+      <w:r>
+        <w:rPr>
+          <w:rStyle w:val="VerbatimChar"/>
+        </w:rPr>
+        <w:t xml:space="preserve">calculate_expert_sigma_pt</w:t>
+      </w:r>
+    </w:p>
+    <w:p>
+      <w:pPr>
+        <w:pStyle w:val="FirstParagraph"/>
+      </w:pPr>
+      <w:r>
+        <w:rPr>
+          <w:b/>
+          <w:bCs/>
+        </w:rPr>
+        <w:t xml:space="preserve">Archivo:</w:t>
+      </w:r>
+      <w:r>
+        <w:t xml:space="preserve"> </w:t>
+      </w:r>
+      <w:r>
+        <w:rPr>
+          <w:rStyle w:val="VerbatimChar"/>
+        </w:rPr>
+        <w:t xml:space="preserve">app.R</w:t>
+      </w:r>
+    </w:p>
+    <w:p>
+      <w:pPr>
+        <w:pStyle w:val="BodyText"/>
+      </w:pPr>
+      <w:r>
+        <w:rPr>
+          <w:b/>
+          <w:bCs/>
+        </w:rPr>
+        <w:t xml:space="preserve">Parámetros:</w:t>
+      </w:r>
+      <w:r>
+        <w:t xml:space="preserve"> </w:t>
+      </w:r>
+      <w:r>
+        <w:rPr>
+          <w:rStyle w:val="VerbatimChar"/>
+        </w:rPr>
+        <w:t xml:space="preserve">pollutant, x_pt</w:t>
+      </w:r>
+    </w:p>
+    <w:p>
+      <w:r>
+        <w:pict>
+          <v:rect style="width:0;height:1.5pt" o:hralign="center" o:hrstd="t" o:hr="t"/>
+        </w:pict>
+      </w:r>
+    </w:p>
+    <w:bookmarkEnd w:id="15"/>
+    <w:bookmarkStart w:id="16" w:name="calculate_expert_u_xpt"/>
+    <w:p>
+      <w:pPr>
+        <w:pStyle w:val="Heading2"/>
+      </w:pPr>
+      <w:r>
+        <w:rPr>
+          <w:rStyle w:val="VerbatimChar"/>
+        </w:rPr>
+        <w:t xml:space="preserve">calculate_expert_u_xpt</w:t>
+      </w:r>
+    </w:p>
+    <w:p>
+      <w:pPr>
+        <w:pStyle w:val="FirstParagraph"/>
+      </w:pPr>
+      <w:r>
+        <w:rPr>
+          <w:b/>
+          <w:bCs/>
+        </w:rPr>
+        <w:t xml:space="preserve">Archivo:</w:t>
+      </w:r>
+      <w:r>
+        <w:t xml:space="preserve"> </w:t>
+      </w:r>
+      <w:r>
+        <w:rPr>
+          <w:rStyle w:val="VerbatimChar"/>
+        </w:rPr>
+        <w:t xml:space="preserve">app.R</w:t>
+      </w:r>
+    </w:p>
+    <w:p>
+      <w:pPr>
+        <w:pStyle w:val="BodyText"/>
+      </w:pPr>
+      <w:r>
+        <w:rPr>
+          <w:b/>
+          <w:bCs/>
+        </w:rPr>
+        <w:t xml:space="preserve">Parámetros:</w:t>
+      </w:r>
+      <w:r>
+        <w:t xml:space="preserve"> </w:t>
+      </w:r>
+      <w:r>
+        <w:rPr>
+          <w:rStyle w:val="VerbatimChar"/>
+        </w:rPr>
+        <w:t xml:space="preserve">x_pt</w:t>
+      </w:r>
+    </w:p>
+    <w:p>
+      <w:r>
+        <w:pict>
+          <v:rect style="width:0;height:1.5pt" o:hralign="center" o:hrstd="t" o:hr="t"/>
+        </w:pict>
+      </w:r>
+    </w:p>
+    <w:bookmarkEnd w:id="16"/>
+    <w:bookmarkStart w:id="17" w:name="calculate_homogeneity_criterion"/>
     <w:p>
       <w:pPr>
         <w:pStyle w:val="Heading2"/>
@@ -361,8 +629,8 @@
         </w:pict>
       </w:r>
     </w:p>
-    <w:bookmarkEnd w:id="12"/>
-    <w:bookmarkStart w:id="13" w:name="calculate_homogeneity_criterion_expanded"/>
+    <w:bookmarkEnd w:id="17"/>
+    <w:bookmarkStart w:id="18" w:name="calculate_homogeneity_criterion_expanded"/>
     <w:p>
       <w:pPr>
         <w:pStyle w:val="Heading2"/>
@@ -421,7 +689,7 @@
         <w:rPr>
           <w:rStyle w:val="VerbatimChar"/>
         </w:rPr>
-        <w:t xml:space="preserve">sigma_pt, sw_sq</w:t>
+        <w:t xml:space="preserve">sigma_pt, sw, g</w:t>
       </w:r>
     </w:p>
     <w:p>
@@ -449,8 +717,8 @@
         </w:pict>
       </w:r>
     </w:p>
-    <w:bookmarkEnd w:id="13"/>
-    <w:bookmarkStart w:id="14" w:name="calculate_homogeneity_stats"/>
+    <w:bookmarkEnd w:id="18"/>
+    <w:bookmarkStart w:id="19" w:name="calculate_homogeneity_stats"/>
     <w:p>
       <w:pPr>
         <w:pStyle w:val="Heading2"/>
@@ -537,8 +805,8 @@
         </w:pict>
       </w:r>
     </w:p>
-    <w:bookmarkEnd w:id="14"/>
-    <w:bookmarkStart w:id="15" w:name="calculate_mad_e"/>
+    <w:bookmarkEnd w:id="19"/>
+    <w:bookmarkStart w:id="20" w:name="calculate_mad_e"/>
     <w:p>
       <w:pPr>
         <w:pStyle w:val="Heading2"/>
@@ -625,8 +893,8 @@
         </w:pict>
       </w:r>
     </w:p>
-    <w:bookmarkEnd w:id="15"/>
-    <w:bookmarkStart w:id="16" w:name="calculate_method_scores_df"/>
+    <w:bookmarkEnd w:id="20"/>
+    <w:bookmarkStart w:id="21" w:name="calculate_method_scores_df"/>
     <w:p>
       <w:pPr>
         <w:pStyle w:val="Heading2"/>
@@ -687,8 +955,8 @@
         </w:pict>
       </w:r>
     </w:p>
-    <w:bookmarkEnd w:id="16"/>
-    <w:bookmarkStart w:id="17" w:name="calculate_niqr"/>
+    <w:bookmarkEnd w:id="21"/>
+    <w:bookmarkStart w:id="22" w:name="calculate_niqr"/>
     <w:p>
       <w:pPr>
         <w:pStyle w:val="Heading2"/>
@@ -775,8 +1043,8 @@
         </w:pict>
       </w:r>
     </w:p>
-    <w:bookmarkEnd w:id="17"/>
-    <w:bookmarkStart w:id="18" w:name="calculate_stability_criterion"/>
+    <w:bookmarkEnd w:id="22"/>
+    <w:bookmarkStart w:id="23" w:name="calculate_stability_criterion"/>
     <w:p>
       <w:pPr>
         <w:pStyle w:val="Heading2"/>
@@ -863,8 +1131,8 @@
         </w:pict>
       </w:r>
     </w:p>
-    <w:bookmarkEnd w:id="18"/>
-    <w:bookmarkStart w:id="19" w:name="calculate_stability_criterion_expanded"/>
+    <w:bookmarkEnd w:id="23"/>
+    <w:bookmarkStart w:id="24" w:name="calculate_stability_criterion_expanded"/>
     <w:p>
       <w:pPr>
         <w:pStyle w:val="Heading2"/>
@@ -933,8 +1201,8 @@
         </w:pict>
       </w:r>
     </w:p>
-    <w:bookmarkEnd w:id="19"/>
-    <w:bookmarkStart w:id="20" w:name="calculate_stability_stats"/>
+    <w:bookmarkEnd w:id="24"/>
+    <w:bookmarkStart w:id="25" w:name="calculate_stability_stats"/>
     <w:p>
       <w:pPr>
         <w:pStyle w:val="Heading2"/>
@@ -993,7 +1261,7 @@
         <w:rPr>
           <w:rStyle w:val="VerbatimChar"/>
         </w:rPr>
-        <w:t xml:space="preserve">stab_sample_data, hom_grand_mean</w:t>
+        <w:t xml:space="preserve">stab_sample_data, hom_general_mean_homog, hom_stab_x_pt, hom_stab_sigma_pt</w:t>
       </w:r>
     </w:p>
     <w:p>
@@ -1021,8 +1289,8 @@
         </w:pict>
       </w:r>
     </w:p>
-    <w:bookmarkEnd w:id="20"/>
-    <w:bookmarkStart w:id="21" w:name="calculate_u_hom"/>
+    <w:bookmarkEnd w:id="25"/>
+    <w:bookmarkStart w:id="26" w:name="calculate_u_hom"/>
     <w:p>
       <w:pPr>
         <w:pStyle w:val="Heading2"/>
@@ -1109,8 +1377,8 @@
         </w:pict>
       </w:r>
     </w:p>
-    <w:bookmarkEnd w:id="21"/>
-    <w:bookmarkStart w:id="22" w:name="calculate_u_stab"/>
+    <w:bookmarkEnd w:id="26"/>
+    <w:bookmarkStart w:id="27" w:name="calculate_u_stab"/>
     <w:p>
       <w:pPr>
         <w:pStyle w:val="Heading2"/>
@@ -1197,8 +1465,8 @@
         </w:pict>
       </w:r>
     </w:p>
-    <w:bookmarkEnd w:id="22"/>
-    <w:bookmarkStart w:id="23" w:name="calculate_z_prime_score"/>
+    <w:bookmarkEnd w:id="27"/>
+    <w:bookmarkStart w:id="28" w:name="calculate_z_prime_score"/>
     <w:p>
       <w:pPr>
         <w:pStyle w:val="Heading2"/>
@@ -1285,8 +1553,8 @@
         </w:pict>
       </w:r>
     </w:p>
-    <w:bookmarkEnd w:id="23"/>
-    <w:bookmarkStart w:id="24" w:name="calculate_z_score"/>
+    <w:bookmarkEnd w:id="28"/>
+    <w:bookmarkStart w:id="29" w:name="calculate_z_score"/>
     <w:p>
       <w:pPr>
         <w:pStyle w:val="Heading2"/>
@@ -1373,8 +1641,8 @@
         </w:pict>
       </w:r>
     </w:p>
-    <w:bookmarkEnd w:id="24"/>
-    <w:bookmarkStart w:id="25" w:name="calculate_zeta_score"/>
+    <w:bookmarkEnd w:id="29"/>
+    <w:bookmarkStart w:id="30" w:name="calculate_zeta_score"/>
     <w:p>
       <w:pPr>
         <w:pStyle w:val="Heading2"/>
@@ -1461,8 +1729,8 @@
         </w:pict>
       </w:r>
     </w:p>
-    <w:bookmarkEnd w:id="25"/>
-    <w:bookmarkStart w:id="26" w:name="combine_scores_result"/>
+    <w:bookmarkEnd w:id="30"/>
+    <w:bookmarkStart w:id="31" w:name="combine_scores_result"/>
     <w:p>
       <w:pPr>
         <w:pStyle w:val="Heading2"/>
@@ -1523,8 +1791,8 @@
         </w:pict>
       </w:r>
     </w:p>
-    <w:bookmarkEnd w:id="26"/>
-    <w:bookmarkStart w:id="27" w:name="compute_combo_scores"/>
+    <w:bookmarkEnd w:id="31"/>
+    <w:bookmarkStart w:id="32" w:name="compute_combo_scores"/>
     <w:p>
       <w:pPr>
         <w:pStyle w:val="Heading2"/>
@@ -1585,8 +1853,8 @@
         </w:pict>
       </w:r>
     </w:p>
-    <w:bookmarkEnd w:id="27"/>
-    <w:bookmarkStart w:id="28" w:name="compute_homogeneity"/>
+    <w:bookmarkEnd w:id="32"/>
+    <w:bookmarkStart w:id="33" w:name="compute_homogeneity"/>
     <w:p>
       <w:pPr>
         <w:pStyle w:val="Heading2"/>
@@ -1647,8 +1915,8 @@
         </w:pict>
       </w:r>
     </w:p>
-    <w:bookmarkEnd w:id="28"/>
-    <w:bookmarkStart w:id="29" w:name="compute_homogeneity_metrics"/>
+    <w:bookmarkEnd w:id="33"/>
+    <w:bookmarkStart w:id="34" w:name="compute_homogeneity_metrics"/>
     <w:p>
       <w:pPr>
         <w:pStyle w:val="Heading2"/>
@@ -1709,8 +1977,8 @@
         </w:pict>
       </w:r>
     </w:p>
-    <w:bookmarkEnd w:id="29"/>
-    <w:bookmarkStart w:id="30" w:name="compute_scores_for_selection"/>
+    <w:bookmarkEnd w:id="34"/>
+    <w:bookmarkStart w:id="35" w:name="compute_scores_for_selection"/>
     <w:p>
       <w:pPr>
         <w:pStyle w:val="Heading2"/>
@@ -1771,8 +2039,8 @@
         </w:pict>
       </w:r>
     </w:p>
-    <w:bookmarkEnd w:id="30"/>
-    <w:bookmarkStart w:id="31" w:name="compute_scores_metrics"/>
+    <w:bookmarkEnd w:id="35"/>
+    <w:bookmarkStart w:id="36" w:name="compute_scores_metrics"/>
     <w:p>
       <w:pPr>
         <w:pStyle w:val="Heading2"/>
@@ -1823,18 +2091,18 @@
         <w:rPr>
           <w:rStyle w:val="VerbatimChar"/>
         </w:rPr>
-        <w:t xml:space="preserve">summary_df, target_pollutant, target_n_lab, target_level, sigma_pt, u_xpt, k, m = NULL</w:t>
-      </w:r>
-    </w:p>
-    <w:p>
-      <w:r>
-        <w:pict>
-          <v:rect style="width:0;height:1.5pt" o:hralign="center" o:hrstd="t" o:hr="t"/>
-        </w:pict>
-      </w:r>
-    </w:p>
-    <w:bookmarkEnd w:id="31"/>
-    <w:bookmarkStart w:id="32" w:name="compute_stability_metrics"/>
+        <w:t xml:space="preserve">summary_df, target_pollutant, target_n_lab, target_level, sigma_pt, u_xpt, k, m = NULL, u_hom = 0, u_stab = 0</w:t>
+      </w:r>
+    </w:p>
+    <w:p>
+      <w:r>
+        <w:pict>
+          <v:rect style="width:0;height:1.5pt" o:hralign="center" o:hrstd="t" o:hr="t"/>
+        </w:pict>
+      </w:r>
+    </w:p>
+    <w:bookmarkEnd w:id="36"/>
+    <w:bookmarkStart w:id="37" w:name="compute_stability_metrics"/>
     <w:p>
       <w:pPr>
         <w:pStyle w:val="Heading2"/>
@@ -1895,8 +2163,8 @@
         </w:pict>
       </w:r>
     </w:p>
-    <w:bookmarkEnd w:id="32"/>
-    <w:bookmarkStart w:id="33" w:name="count_eval"/>
+    <w:bookmarkEnd w:id="37"/>
+    <w:bookmarkStart w:id="38" w:name="count_eval"/>
     <w:p>
       <w:pPr>
         <w:pStyle w:val="Heading2"/>
@@ -1957,8 +2225,8 @@
         </w:pict>
       </w:r>
     </w:p>
-    <w:bookmarkEnd w:id="33"/>
-    <w:bookmarkStart w:id="34" w:name="create_combo_plot"/>
+    <w:bookmarkEnd w:id="38"/>
+    <w:bookmarkStart w:id="39" w:name="create_combo_plot"/>
     <w:p>
       <w:pPr>
         <w:pStyle w:val="Heading2"/>
@@ -2019,8 +2287,90 @@
         </w:pict>
       </w:r>
     </w:p>
-    <w:bookmarkEnd w:id="34"/>
-    <w:bookmarkStart w:id="35" w:name="ensure_classification_columns"/>
+    <w:bookmarkEnd w:id="39"/>
+    <w:bookmarkStart w:id="40" w:name="empty_algo_df"/>
+    <w:p>
+      <w:pPr>
+        <w:pStyle w:val="Heading2"/>
+      </w:pPr>
+      <w:r>
+        <w:rPr>
+          <w:rStyle w:val="VerbatimChar"/>
+        </w:rPr>
+        <w:t xml:space="preserve">empty_algo_df</w:t>
+      </w:r>
+    </w:p>
+    <w:p>
+      <w:pPr>
+        <w:pStyle w:val="FirstParagraph"/>
+      </w:pPr>
+      <w:r>
+        <w:rPr>
+          <w:b/>
+          <w:bCs/>
+        </w:rPr>
+        <w:t xml:space="preserve">Archivo:</w:t>
+      </w:r>
+      <w:r>
+        <w:t xml:space="preserve"> </w:t>
+      </w:r>
+      <w:r>
+        <w:rPr>
+          <w:rStyle w:val="VerbatimChar"/>
+        </w:rPr>
+        <w:t xml:space="preserve">app.R</w:t>
+      </w:r>
+    </w:p>
+    <w:p>
+      <w:r>
+        <w:pict>
+          <v:rect style="width:0;height:1.5pt" o:hralign="center" o:hrstd="t" o:hr="t"/>
+        </w:pict>
+      </w:r>
+    </w:p>
+    <w:bookmarkEnd w:id="40"/>
+    <w:bookmarkStart w:id="41" w:name="empty_consensus_df"/>
+    <w:p>
+      <w:pPr>
+        <w:pStyle w:val="Heading2"/>
+      </w:pPr>
+      <w:r>
+        <w:rPr>
+          <w:rStyle w:val="VerbatimChar"/>
+        </w:rPr>
+        <w:t xml:space="preserve">empty_consensus_df</w:t>
+      </w:r>
+    </w:p>
+    <w:p>
+      <w:pPr>
+        <w:pStyle w:val="FirstParagraph"/>
+      </w:pPr>
+      <w:r>
+        <w:rPr>
+          <w:b/>
+          <w:bCs/>
+        </w:rPr>
+        <w:t xml:space="preserve">Archivo:</w:t>
+      </w:r>
+      <w:r>
+        <w:t xml:space="preserve"> </w:t>
+      </w:r>
+      <w:r>
+        <w:rPr>
+          <w:rStyle w:val="VerbatimChar"/>
+        </w:rPr>
+        <w:t xml:space="preserve">app.R</w:t>
+      </w:r>
+    </w:p>
+    <w:p>
+      <w:r>
+        <w:pict>
+          <v:rect style="width:0;height:1.5pt" o:hralign="center" o:hrstd="t" o:hr="t"/>
+        </w:pict>
+      </w:r>
+    </w:p>
+    <w:bookmarkEnd w:id="41"/>
+    <w:bookmarkStart w:id="42" w:name="ensure_classification_columns"/>
     <w:p>
       <w:pPr>
         <w:pStyle w:val="Heading2"/>
@@ -2081,8 +2431,8 @@
         </w:pict>
       </w:r>
     </w:p>
-    <w:bookmarkEnd w:id="35"/>
-    <w:bookmarkStart w:id="36" w:name="evaluate_en_score"/>
+    <w:bookmarkEnd w:id="42"/>
+    <w:bookmarkStart w:id="43" w:name="evaluate_en_score"/>
     <w:p>
       <w:pPr>
         <w:pStyle w:val="Heading2"/>
@@ -2151,8 +2501,8 @@
         </w:pict>
       </w:r>
     </w:p>
-    <w:bookmarkEnd w:id="36"/>
-    <w:bookmarkStart w:id="37" w:name="evaluate_en_score_vec"/>
+    <w:bookmarkEnd w:id="43"/>
+    <w:bookmarkStart w:id="44" w:name="evaluate_en_score_vec"/>
     <w:p>
       <w:pPr>
         <w:pStyle w:val="Heading2"/>
@@ -2221,8 +2571,8 @@
         </w:pict>
       </w:r>
     </w:p>
-    <w:bookmarkEnd w:id="37"/>
-    <w:bookmarkStart w:id="38" w:name="evaluate_homogeneity"/>
+    <w:bookmarkEnd w:id="44"/>
+    <w:bookmarkStart w:id="45" w:name="evaluate_homogeneity"/>
     <w:p>
       <w:pPr>
         <w:pStyle w:val="Heading2"/>
@@ -2291,8 +2641,8 @@
         </w:pict>
       </w:r>
     </w:p>
-    <w:bookmarkEnd w:id="38"/>
-    <w:bookmarkStart w:id="39" w:name="evaluate_stability"/>
+    <w:bookmarkEnd w:id="45"/>
+    <w:bookmarkStart w:id="46" w:name="evaluate_stability"/>
     <w:p>
       <w:pPr>
         <w:pStyle w:val="Heading2"/>
@@ -2361,8 +2711,70 @@
         </w:pict>
       </w:r>
     </w:p>
-    <w:bookmarkEnd w:id="39"/>
-    <w:bookmarkStart w:id="40" w:name="evaluate_z_score"/>
+    <w:bookmarkEnd w:id="46"/>
+    <w:bookmarkStart w:id="47" w:name="evaluate_u_xpt_sigma_criterion"/>
+    <w:p>
+      <w:pPr>
+        <w:pStyle w:val="Heading2"/>
+      </w:pPr>
+      <w:r>
+        <w:rPr>
+          <w:rStyle w:val="VerbatimChar"/>
+        </w:rPr>
+        <w:t xml:space="preserve">evaluate_u_xpt_sigma_criterion</w:t>
+      </w:r>
+    </w:p>
+    <w:p>
+      <w:pPr>
+        <w:pStyle w:val="FirstParagraph"/>
+      </w:pPr>
+      <w:r>
+        <w:rPr>
+          <w:b/>
+          <w:bCs/>
+        </w:rPr>
+        <w:t xml:space="preserve">Archivo:</w:t>
+      </w:r>
+      <w:r>
+        <w:t xml:space="preserve"> </w:t>
+      </w:r>
+      <w:r>
+        <w:rPr>
+          <w:rStyle w:val="VerbatimChar"/>
+        </w:rPr>
+        <w:t xml:space="preserve">app.R</w:t>
+      </w:r>
+    </w:p>
+    <w:p>
+      <w:pPr>
+        <w:pStyle w:val="BodyText"/>
+      </w:pPr>
+      <w:r>
+        <w:rPr>
+          <w:b/>
+          <w:bCs/>
+        </w:rPr>
+        <w:t xml:space="preserve">Parámetros:</w:t>
+      </w:r>
+      <w:r>
+        <w:t xml:space="preserve"> </w:t>
+      </w:r>
+      <w:r>
+        <w:rPr>
+          <w:rStyle w:val="VerbatimChar"/>
+        </w:rPr>
+        <w:t xml:space="preserve">u_xpt_def, sigma_pt</w:t>
+      </w:r>
+    </w:p>
+    <w:p>
+      <w:r>
+        <w:pict>
+          <v:rect style="width:0;height:1.5pt" o:hralign="center" o:hrstd="t" o:hr="t"/>
+        </w:pict>
+      </w:r>
+    </w:p>
+    <w:bookmarkEnd w:id="47"/>
+    <w:bookmarkStart w:id="48" w:name="evaluate_z_score"/>
     <w:p>
       <w:pPr>
         <w:pStyle w:val="Heading2"/>
@@ -2431,8 +2843,8 @@
         </w:pict>
       </w:r>
     </w:p>
-    <w:bookmarkEnd w:id="40"/>
-    <w:bookmarkStart w:id="41" w:name="evaluate_z_score_vec"/>
+    <w:bookmarkEnd w:id="48"/>
+    <w:bookmarkStart w:id="49" w:name="evaluate_z_score_vec"/>
     <w:p>
       <w:pPr>
         <w:pStyle w:val="Heading2"/>
@@ -2501,8 +2913,70 @@
         </w:pict>
       </w:r>
     </w:p>
-    <w:bookmarkEnd w:id="41"/>
-    <w:bookmarkStart w:id="42" w:name="format_num"/>
+    <w:bookmarkEnd w:id="49"/>
+    <w:bookmarkStart w:id="50" w:name="format_convergence_method"/>
+    <w:p>
+      <w:pPr>
+        <w:pStyle w:val="Heading2"/>
+      </w:pPr>
+      <w:r>
+        <w:rPr>
+          <w:rStyle w:val="VerbatimChar"/>
+        </w:rPr>
+        <w:t xml:space="preserve">format_convergence_method</w:t>
+      </w:r>
+    </w:p>
+    <w:p>
+      <w:pPr>
+        <w:pStyle w:val="FirstParagraph"/>
+      </w:pPr>
+      <w:r>
+        <w:rPr>
+          <w:b/>
+          <w:bCs/>
+        </w:rPr>
+        <w:t xml:space="preserve">Archivo:</w:t>
+      </w:r>
+      <w:r>
+        <w:t xml:space="preserve"> </w:t>
+      </w:r>
+      <w:r>
+        <w:rPr>
+          <w:rStyle w:val="VerbatimChar"/>
+        </w:rPr>
+        <w:t xml:space="preserve">app.R</w:t>
+      </w:r>
+    </w:p>
+    <w:p>
+      <w:pPr>
+        <w:pStyle w:val="BodyText"/>
+      </w:pPr>
+      <w:r>
+        <w:rPr>
+          <w:b/>
+          <w:bCs/>
+        </w:rPr>
+        <w:t xml:space="preserve">Parámetros:</w:t>
+      </w:r>
+      <w:r>
+        <w:t xml:space="preserve"> </w:t>
+      </w:r>
+      <w:r>
+        <w:rPr>
+          <w:rStyle w:val="VerbatimChar"/>
+        </w:rPr>
+        <w:t xml:space="preserve">method</w:t>
+      </w:r>
+    </w:p>
+    <w:p>
+      <w:r>
+        <w:pict>
+          <v:rect style="width:0;height:1.5pt" o:hralign="center" o:hrstd="t" o:hr="t"/>
+        </w:pict>
+      </w:r>
+    </w:p>
+    <w:bookmarkEnd w:id="50"/>
+    <w:bookmarkStart w:id="51" w:name="format_num"/>
     <w:p>
       <w:pPr>
         <w:pStyle w:val="Heading2"/>
@@ -2553,6 +3027,626 @@
         <w:rPr>
           <w:rStyle w:val="VerbatimChar"/>
         </w:rPr>
+        <w:t xml:space="preserve">x, n_digits = 4</w:t>
+      </w:r>
+    </w:p>
+    <w:p>
+      <w:r>
+        <w:pict>
+          <v:rect style="width:0;height:1.5pt" o:hralign="center" o:hrstd="t" o:hr="t"/>
+        </w:pict>
+      </w:r>
+    </w:p>
+    <w:bookmarkEnd w:id="51"/>
+    <w:bookmarkStart w:id="52" w:name="format_numeric_columns"/>
+    <w:p>
+      <w:pPr>
+        <w:pStyle w:val="Heading2"/>
+      </w:pPr>
+      <w:r>
+        <w:rPr>
+          <w:rStyle w:val="VerbatimChar"/>
+        </w:rPr>
+        <w:t xml:space="preserve">format_numeric_columns</w:t>
+      </w:r>
+    </w:p>
+    <w:p>
+      <w:pPr>
+        <w:pStyle w:val="FirstParagraph"/>
+      </w:pPr>
+      <w:r>
+        <w:rPr>
+          <w:b/>
+          <w:bCs/>
+        </w:rPr>
+        <w:t xml:space="preserve">Archivo:</w:t>
+      </w:r>
+      <w:r>
+        <w:t xml:space="preserve"> </w:t>
+      </w:r>
+      <w:r>
+        <w:rPr>
+          <w:rStyle w:val="VerbatimChar"/>
+        </w:rPr>
+        <w:t xml:space="preserve">app.R</w:t>
+      </w:r>
+    </w:p>
+    <w:p>
+      <w:pPr>
+        <w:pStyle w:val="BodyText"/>
+      </w:pPr>
+      <w:r>
+        <w:rPr>
+          <w:b/>
+          <w:bCs/>
+        </w:rPr>
+        <w:t xml:space="preserve">Parámetros:</w:t>
+      </w:r>
+      <w:r>
+        <w:t xml:space="preserve"> </w:t>
+      </w:r>
+      <w:r>
+        <w:rPr>
+          <w:rStyle w:val="VerbatimChar"/>
+        </w:rPr>
+        <w:t xml:space="preserve">df, columns = NULL</w:t>
+      </w:r>
+    </w:p>
+    <w:p>
+      <w:r>
+        <w:pict>
+          <v:rect style="width:0;height:1.5pt" o:hralign="center" o:hrstd="t" o:hr="t"/>
+        </w:pict>
+      </w:r>
+    </w:p>
+    <w:bookmarkEnd w:id="52"/>
+    <w:bookmarkStart w:id="53" w:name="get_algo_a_stabilization_iter"/>
+    <w:p>
+      <w:pPr>
+        <w:pStyle w:val="Heading2"/>
+      </w:pPr>
+      <w:r>
+        <w:rPr>
+          <w:rStyle w:val="VerbatimChar"/>
+        </w:rPr>
+        <w:t xml:space="preserve">get_algo_a_stabilization_iter</w:t>
+      </w:r>
+    </w:p>
+    <w:p>
+      <w:pPr>
+        <w:pStyle w:val="FirstParagraph"/>
+      </w:pPr>
+      <w:r>
+        <w:rPr>
+          <w:b/>
+          <w:bCs/>
+        </w:rPr>
+        <w:t xml:space="preserve">Archivo:</w:t>
+      </w:r>
+      <w:r>
+        <w:t xml:space="preserve"> </w:t>
+      </w:r>
+      <w:r>
+        <w:rPr>
+          <w:rStyle w:val="VerbatimChar"/>
+        </w:rPr>
+        <w:t xml:space="preserve">app.R</w:t>
+      </w:r>
+    </w:p>
+    <w:p>
+      <w:pPr>
+        <w:pStyle w:val="BodyText"/>
+      </w:pPr>
+      <w:r>
+        <w:rPr>
+          <w:b/>
+          <w:bCs/>
+        </w:rPr>
+        <w:t xml:space="preserve">Parámetros:</w:t>
+      </w:r>
+      <w:r>
+        <w:t xml:space="preserve"> </w:t>
+      </w:r>
+      <w:r>
+        <w:rPr>
+          <w:rStyle w:val="VerbatimChar"/>
+        </w:rPr>
+        <w:t xml:space="preserve">res</w:t>
+      </w:r>
+    </w:p>
+    <w:p>
+      <w:r>
+        <w:pict>
+          <v:rect style="width:0;height:1.5pt" o:hralign="center" o:hrstd="t" o:hr="t"/>
+        </w:pict>
+      </w:r>
+    </w:p>
+    <w:bookmarkEnd w:id="53"/>
+    <w:bookmarkStart w:id="54" w:name="get_calaire_reference_for_combo"/>
+    <w:p>
+      <w:pPr>
+        <w:pStyle w:val="Heading2"/>
+      </w:pPr>
+      <w:r>
+        <w:rPr>
+          <w:rStyle w:val="VerbatimChar"/>
+        </w:rPr>
+        <w:t xml:space="preserve">get_calaire_reference_for_combo</w:t>
+      </w:r>
+    </w:p>
+    <w:p>
+      <w:pPr>
+        <w:pStyle w:val="FirstParagraph"/>
+      </w:pPr>
+      <w:r>
+        <w:rPr>
+          <w:b/>
+          <w:bCs/>
+        </w:rPr>
+        <w:t xml:space="preserve">Archivo:</w:t>
+      </w:r>
+      <w:r>
+        <w:t xml:space="preserve"> </w:t>
+      </w:r>
+      <w:r>
+        <w:rPr>
+          <w:rStyle w:val="VerbatimChar"/>
+        </w:rPr>
+        <w:t xml:space="preserve">app.R</w:t>
+      </w:r>
+    </w:p>
+    <w:p>
+      <w:pPr>
+        <w:pStyle w:val="BodyText"/>
+      </w:pPr>
+      <w:r>
+        <w:rPr>
+          <w:b/>
+          <w:bCs/>
+        </w:rPr>
+        <w:t xml:space="preserve">Parámetros:</w:t>
+      </w:r>
+      <w:r>
+        <w:t xml:space="preserve"> </w:t>
+      </w:r>
+      <w:r>
+        <w:rPr>
+          <w:rStyle w:val="VerbatimChar"/>
+        </w:rPr>
+        <w:t xml:space="preserve">target_pollutant, target_level</w:t>
+      </w:r>
+    </w:p>
+    <w:p>
+      <w:r>
+        <w:pict>
+          <v:rect style="width:0;height:1.5pt" o:hralign="center" o:hrstd="t" o:hr="t"/>
+        </w:pict>
+      </w:r>
+    </w:p>
+    <w:bookmarkEnd w:id="54"/>
+    <w:bookmarkStart w:id="55" w:name="get_combo_levels_order"/>
+    <w:p>
+      <w:pPr>
+        <w:pStyle w:val="Heading2"/>
+      </w:pPr>
+      <w:r>
+        <w:rPr>
+          <w:rStyle w:val="VerbatimChar"/>
+        </w:rPr>
+        <w:t xml:space="preserve">get_combo_levels_order</w:t>
+      </w:r>
+    </w:p>
+    <w:p>
+      <w:pPr>
+        <w:pStyle w:val="FirstParagraph"/>
+      </w:pPr>
+      <w:r>
+        <w:rPr>
+          <w:b/>
+          <w:bCs/>
+        </w:rPr>
+        <w:t xml:space="preserve">Archivo:</w:t>
+      </w:r>
+      <w:r>
+        <w:t xml:space="preserve"> </w:t>
+      </w:r>
+      <w:r>
+        <w:rPr>
+          <w:rStyle w:val="VerbatimChar"/>
+        </w:rPr>
+        <w:t xml:space="preserve">app.R</w:t>
+      </w:r>
+    </w:p>
+    <w:p>
+      <w:pPr>
+        <w:pStyle w:val="BodyText"/>
+      </w:pPr>
+      <w:r>
+        <w:rPr>
+          <w:b/>
+          <w:bCs/>
+        </w:rPr>
+        <w:t xml:space="preserve">Parámetros:</w:t>
+      </w:r>
+      <w:r>
+        <w:t xml:space="preserve"> </w:t>
+      </w:r>
+      <w:r>
+        <w:rPr>
+          <w:rStyle w:val="VerbatimChar"/>
+        </w:rPr>
+        <w:t xml:space="preserve">combos_filtered</w:t>
+      </w:r>
+    </w:p>
+    <w:p>
+      <w:r>
+        <w:pict>
+          <v:rect style="width:0;height:1.5pt" o:hralign="center" o:hrstd="t" o:hr="t"/>
+        </w:pict>
+      </w:r>
+    </w:p>
+    <w:bookmarkEnd w:id="55"/>
+    <w:bookmarkStart w:id="56" w:name="get_global_overview_data"/>
+    <w:p>
+      <w:pPr>
+        <w:pStyle w:val="Heading2"/>
+      </w:pPr>
+      <w:r>
+        <w:rPr>
+          <w:rStyle w:val="VerbatimChar"/>
+        </w:rPr>
+        <w:t xml:space="preserve">get_global_overview_data</w:t>
+      </w:r>
+    </w:p>
+    <w:p>
+      <w:pPr>
+        <w:pStyle w:val="FirstParagraph"/>
+      </w:pPr>
+      <w:r>
+        <w:rPr>
+          <w:b/>
+          <w:bCs/>
+        </w:rPr>
+        <w:t xml:space="preserve">Archivo:</w:t>
+      </w:r>
+      <w:r>
+        <w:t xml:space="preserve"> </w:t>
+      </w:r>
+      <w:r>
+        <w:rPr>
+          <w:rStyle w:val="VerbatimChar"/>
+        </w:rPr>
+        <w:t xml:space="preserve">app.R</w:t>
+      </w:r>
+    </w:p>
+    <w:p>
+      <w:pPr>
+        <w:pStyle w:val="BodyText"/>
+      </w:pPr>
+      <w:r>
+        <w:rPr>
+          <w:b/>
+          <w:bCs/>
+        </w:rPr>
+        <w:t xml:space="preserve">Parámetros:</w:t>
+      </w:r>
+      <w:r>
+        <w:t xml:space="preserve"> </w:t>
+      </w:r>
+      <w:r>
+        <w:rPr>
+          <w:rStyle w:val="VerbatimChar"/>
+        </w:rPr>
+        <w:t xml:space="preserve">spec</w:t>
+      </w:r>
+    </w:p>
+    <w:p>
+      <w:r>
+        <w:pict>
+          <v:rect style="width:0;height:1.5pt" o:hralign="center" o:hrstd="t" o:hr="t"/>
+        </w:pict>
+      </w:r>
+    </w:p>
+    <w:bookmarkEnd w:id="56"/>
+    <w:bookmarkStart w:id="57" w:name="get_global_summary_row"/>
+    <w:p>
+      <w:pPr>
+        <w:pStyle w:val="Heading2"/>
+      </w:pPr>
+      <w:r>
+        <w:rPr>
+          <w:rStyle w:val="VerbatimChar"/>
+        </w:rPr>
+        <w:t xml:space="preserve">get_global_summary_row</w:t>
+      </w:r>
+    </w:p>
+    <w:p>
+      <w:pPr>
+        <w:pStyle w:val="FirstParagraph"/>
+      </w:pPr>
+      <w:r>
+        <w:rPr>
+          <w:b/>
+          <w:bCs/>
+        </w:rPr>
+        <w:t xml:space="preserve">Archivo:</w:t>
+      </w:r>
+      <w:r>
+        <w:t xml:space="preserve"> </w:t>
+      </w:r>
+      <w:r>
+        <w:rPr>
+          <w:rStyle w:val="VerbatimChar"/>
+        </w:rPr>
+        <w:t xml:space="preserve">app.R</w:t>
+      </w:r>
+    </w:p>
+    <w:p>
+      <w:pPr>
+        <w:pStyle w:val="BodyText"/>
+      </w:pPr>
+      <w:r>
+        <w:rPr>
+          <w:b/>
+          <w:bCs/>
+        </w:rPr>
+        <w:t xml:space="preserve">Parámetros:</w:t>
+      </w:r>
+      <w:r>
+        <w:t xml:space="preserve"> </w:t>
+      </w:r>
+      <w:r>
+        <w:rPr>
+          <w:rStyle w:val="VerbatimChar"/>
+        </w:rPr>
+        <w:t xml:space="preserve">spec</w:t>
+      </w:r>
+    </w:p>
+    <w:p>
+      <w:r>
+        <w:pict>
+          <v:rect style="width:0;height:1.5pt" o:hralign="center" o:hrstd="t" o:hr="t"/>
+        </w:pict>
+      </w:r>
+    </w:p>
+    <w:bookmarkEnd w:id="57"/>
+    <w:bookmarkStart w:id="58" w:name="get_scores_result"/>
+    <w:p>
+      <w:pPr>
+        <w:pStyle w:val="Heading2"/>
+      </w:pPr>
+      <w:r>
+        <w:rPr>
+          <w:rStyle w:val="VerbatimChar"/>
+        </w:rPr>
+        <w:t xml:space="preserve">get_scores_result</w:t>
+      </w:r>
+    </w:p>
+    <w:p>
+      <w:pPr>
+        <w:pStyle w:val="FirstParagraph"/>
+      </w:pPr>
+      <w:r>
+        <w:rPr>
+          <w:b/>
+          <w:bCs/>
+        </w:rPr>
+        <w:t xml:space="preserve">Archivo:</w:t>
+      </w:r>
+      <w:r>
+        <w:t xml:space="preserve"> </w:t>
+      </w:r>
+      <w:r>
+        <w:rPr>
+          <w:rStyle w:val="VerbatimChar"/>
+        </w:rPr>
+        <w:t xml:space="preserve">app.R</w:t>
+      </w:r>
+    </w:p>
+    <w:p>
+      <w:pPr>
+        <w:pStyle w:val="BodyText"/>
+      </w:pPr>
+      <w:r>
+        <w:rPr>
+          <w:b/>
+          <w:bCs/>
+        </w:rPr>
+        <w:t xml:space="preserve">Parámetros:</w:t>
+      </w:r>
+      <w:r>
+        <w:t xml:space="preserve"> </w:t>
+      </w:r>
+      <w:r>
+        <w:rPr>
+          <w:rStyle w:val="VerbatimChar"/>
+        </w:rPr>
+        <w:t xml:space="preserve">pollutant, n_lab, level</w:t>
+      </w:r>
+    </w:p>
+    <w:p>
+      <w:r>
+        <w:pict>
+          <v:rect style="width:0;height:1.5pt" o:hralign="center" o:hrstd="t" o:hr="t"/>
+        </w:pict>
+      </w:r>
+    </w:p>
+    <w:bookmarkEnd w:id="58"/>
+    <w:bookmarkStart w:id="59" w:name="get_wide_data"/>
+    <w:p>
+      <w:pPr>
+        <w:pStyle w:val="Heading2"/>
+      </w:pPr>
+      <w:r>
+        <w:rPr>
+          <w:rStyle w:val="VerbatimChar"/>
+        </w:rPr>
+        <w:t xml:space="preserve">get_wide_data</w:t>
+      </w:r>
+    </w:p>
+    <w:p>
+      <w:pPr>
+        <w:pStyle w:val="FirstParagraph"/>
+      </w:pPr>
+      <w:r>
+        <w:rPr>
+          <w:b/>
+          <w:bCs/>
+        </w:rPr>
+        <w:t xml:space="preserve">Archivo:</w:t>
+      </w:r>
+      <w:r>
+        <w:t xml:space="preserve"> </w:t>
+      </w:r>
+      <w:r>
+        <w:rPr>
+          <w:rStyle w:val="VerbatimChar"/>
+        </w:rPr>
+        <w:t xml:space="preserve">app.R</w:t>
+      </w:r>
+    </w:p>
+    <w:p>
+      <w:pPr>
+        <w:pStyle w:val="BodyText"/>
+      </w:pPr>
+      <w:r>
+        <w:rPr>
+          <w:b/>
+          <w:bCs/>
+        </w:rPr>
+        <w:t xml:space="preserve">Parámetros:</w:t>
+      </w:r>
+      <w:r>
+        <w:t xml:space="preserve"> </w:t>
+      </w:r>
+      <w:r>
+        <w:rPr>
+          <w:rStyle w:val="VerbatimChar"/>
+        </w:rPr>
+        <w:t xml:space="preserve">df, target_pollutant</w:t>
+      </w:r>
+    </w:p>
+    <w:p>
+      <w:r>
+        <w:pict>
+          <v:rect style="width:0;height:1.5pt" o:hralign="center" o:hrstd="t" o:hr="t"/>
+        </w:pict>
+      </w:r>
+    </w:p>
+    <w:bookmarkEnd w:id="59"/>
+    <w:bookmarkStart w:id="60" w:name="infer_n_lab"/>
+    <w:p>
+      <w:pPr>
+        <w:pStyle w:val="Heading2"/>
+      </w:pPr>
+      <w:r>
+        <w:rPr>
+          <w:rStyle w:val="VerbatimChar"/>
+        </w:rPr>
+        <w:t xml:space="preserve">infer_n_lab</w:t>
+      </w:r>
+    </w:p>
+    <w:p>
+      <w:pPr>
+        <w:pStyle w:val="FirstParagraph"/>
+      </w:pPr>
+      <w:r>
+        <w:rPr>
+          <w:b/>
+          <w:bCs/>
+        </w:rPr>
+        <w:t xml:space="preserve">Archivo:</w:t>
+      </w:r>
+      <w:r>
+        <w:t xml:space="preserve"> </w:t>
+      </w:r>
+      <w:r>
+        <w:rPr>
+          <w:rStyle w:val="VerbatimChar"/>
+        </w:rPr>
+        <w:t xml:space="preserve">app.R</w:t>
+      </w:r>
+    </w:p>
+    <w:p>
+      <w:pPr>
+        <w:pStyle w:val="BodyText"/>
+      </w:pPr>
+      <w:r>
+        <w:rPr>
+          <w:b/>
+          <w:bCs/>
+        </w:rPr>
+        <w:t xml:space="preserve">Parámetros:</w:t>
+      </w:r>
+      <w:r>
+        <w:t xml:space="preserve"> </w:t>
+      </w:r>
+      <w:r>
+        <w:rPr>
+          <w:rStyle w:val="VerbatimChar"/>
+        </w:rPr>
+        <w:t xml:space="preserve">df, filename = NULL</w:t>
+      </w:r>
+    </w:p>
+    <w:p>
+      <w:r>
+        <w:pict>
+          <v:rect style="width:0;height:1.5pt" o:hralign="center" o:hrstd="t" o:hr="t"/>
+        </w:pict>
+      </w:r>
+    </w:p>
+    <w:bookmarkEnd w:id="60"/>
+    <w:bookmarkStart w:id="61" w:name="is_nonempty_df"/>
+    <w:p>
+      <w:pPr>
+        <w:pStyle w:val="Heading2"/>
+      </w:pPr>
+      <w:r>
+        <w:rPr>
+          <w:rStyle w:val="VerbatimChar"/>
+        </w:rPr>
+        <w:t xml:space="preserve">is_nonempty_df</w:t>
+      </w:r>
+    </w:p>
+    <w:p>
+      <w:pPr>
+        <w:pStyle w:val="FirstParagraph"/>
+      </w:pPr>
+      <w:r>
+        <w:rPr>
+          <w:b/>
+          <w:bCs/>
+        </w:rPr>
+        <w:t xml:space="preserve">Archivo:</w:t>
+      </w:r>
+      <w:r>
+        <w:t xml:space="preserve"> </w:t>
+      </w:r>
+      <w:r>
+        <w:rPr>
+          <w:rStyle w:val="VerbatimChar"/>
+        </w:rPr>
+        <w:t xml:space="preserve">report_template.Rmd</w:t>
+      </w:r>
+    </w:p>
+    <w:p>
+      <w:pPr>
+        <w:pStyle w:val="BodyText"/>
+      </w:pPr>
+      <w:r>
+        <w:rPr>
+          <w:b/>
+          <w:bCs/>
+        </w:rPr>
+        <w:t xml:space="preserve">Parámetros:</w:t>
+      </w:r>
+      <w:r>
+        <w:t xml:space="preserve"> </w:t>
+      </w:r>
+      <w:r>
+        <w:rPr>
+          <w:rStyle w:val="VerbatimChar"/>
+        </w:rPr>
         <w:t xml:space="preserve">x</w:t>
       </w:r>
     </w:p>
@@ -2563,17 +3657,157 @@
         </w:pict>
       </w:r>
     </w:p>
-    <w:bookmarkEnd w:id="42"/>
-    <w:bookmarkStart w:id="43" w:name="get_combo_levels_order"/>
-    <w:p>
-      <w:pPr>
-        <w:pStyle w:val="Heading2"/>
-      </w:pPr>
-      <w:r>
-        <w:rPr>
-          <w:rStyle w:val="VerbatimChar"/>
-        </w:rPr>
-        <w:t xml:space="preserve">get_combo_levels_order</w:t>
+    <w:bookmarkEnd w:id="61"/>
+    <w:bookmarkStart w:id="62" w:name="mad_e_manual"/>
+    <w:p>
+      <w:pPr>
+        <w:pStyle w:val="Heading2"/>
+      </w:pPr>
+      <w:r>
+        <w:rPr>
+          <w:rStyle w:val="VerbatimChar"/>
+        </w:rPr>
+        <w:t xml:space="preserve">mad_e_manual</w:t>
+      </w:r>
+    </w:p>
+    <w:p>
+      <w:pPr>
+        <w:pStyle w:val="FirstParagraph"/>
+      </w:pPr>
+      <w:r>
+        <w:t xml:space="preserve">@export</w:t>
+      </w:r>
+    </w:p>
+    <w:p>
+      <w:pPr>
+        <w:pStyle w:val="BodyText"/>
+      </w:pPr>
+      <w:r>
+        <w:rPr>
+          <w:b/>
+          <w:bCs/>
+        </w:rPr>
+        <w:t xml:space="preserve">Archivo:</w:t>
+      </w:r>
+      <w:r>
+        <w:t xml:space="preserve"> </w:t>
+      </w:r>
+      <w:r>
+        <w:rPr>
+          <w:rStyle w:val="VerbatimChar"/>
+        </w:rPr>
+        <w:t xml:space="preserve">utils.R</w:t>
+      </w:r>
+    </w:p>
+    <w:p>
+      <w:pPr>
+        <w:pStyle w:val="BodyText"/>
+      </w:pPr>
+      <w:r>
+        <w:rPr>
+          <w:b/>
+          <w:bCs/>
+        </w:rPr>
+        <w:t xml:space="preserve">Parámetros:</w:t>
+      </w:r>
+      <w:r>
+        <w:t xml:space="preserve"> </w:t>
+      </w:r>
+      <w:r>
+        <w:rPr>
+          <w:rStyle w:val="VerbatimChar"/>
+        </w:rPr>
+        <w:t xml:space="preserve">x</w:t>
+      </w:r>
+    </w:p>
+    <w:p>
+      <w:r>
+        <w:pict>
+          <v:rect style="width:0;height:1.5pt" o:hralign="center" o:hrstd="t" o:hr="t"/>
+        </w:pict>
+      </w:r>
+    </w:p>
+    <w:bookmarkEnd w:id="62"/>
+    <w:bookmarkStart w:id="63" w:name="niqr_manual"/>
+    <w:p>
+      <w:pPr>
+        <w:pStyle w:val="Heading2"/>
+      </w:pPr>
+      <w:r>
+        <w:rPr>
+          <w:rStyle w:val="VerbatimChar"/>
+        </w:rPr>
+        <w:t xml:space="preserve">nIQR_manual</w:t>
+      </w:r>
+    </w:p>
+    <w:p>
+      <w:pPr>
+        <w:pStyle w:val="FirstParagraph"/>
+      </w:pPr>
+      <w:r>
+        <w:t xml:space="preserve">@export</w:t>
+      </w:r>
+    </w:p>
+    <w:p>
+      <w:pPr>
+        <w:pStyle w:val="BodyText"/>
+      </w:pPr>
+      <w:r>
+        <w:rPr>
+          <w:b/>
+          <w:bCs/>
+        </w:rPr>
+        <w:t xml:space="preserve">Archivo:</w:t>
+      </w:r>
+      <w:r>
+        <w:t xml:space="preserve"> </w:t>
+      </w:r>
+      <w:r>
+        <w:rPr>
+          <w:rStyle w:val="VerbatimChar"/>
+        </w:rPr>
+        <w:t xml:space="preserve">utils.R</w:t>
+      </w:r>
+    </w:p>
+    <w:p>
+      <w:pPr>
+        <w:pStyle w:val="BodyText"/>
+      </w:pPr>
+      <w:r>
+        <w:rPr>
+          <w:b/>
+          <w:bCs/>
+        </w:rPr>
+        <w:t xml:space="preserve">Parámetros:</w:t>
+      </w:r>
+      <w:r>
+        <w:t xml:space="preserve"> </w:t>
+      </w:r>
+      <w:r>
+        <w:rPr>
+          <w:rStyle w:val="VerbatimChar"/>
+        </w:rPr>
+        <w:t xml:space="preserve">x</w:t>
+      </w:r>
+    </w:p>
+    <w:p>
+      <w:r>
+        <w:pict>
+          <v:rect style="width:0;height:1.5pt" o:hralign="center" o:hrstd="t" o:hr="t"/>
+        </w:pict>
+      </w:r>
+    </w:p>
+    <w:bookmarkEnd w:id="63"/>
+    <w:bookmarkStart w:id="64" w:name="normalize_n"/>
+    <w:p>
+      <w:pPr>
+        <w:pStyle w:val="Heading2"/>
+      </w:pPr>
+      <w:r>
+        <w:rPr>
+          <w:rStyle w:val="VerbatimChar"/>
+        </w:rPr>
+        <w:t xml:space="preserve">normalize_n</w:t>
       </w:r>
     </w:p>
     <w:p>
@@ -2615,27 +3849,27 @@
         <w:rPr>
           <w:rStyle w:val="VerbatimChar"/>
         </w:rPr>
-        <w:t xml:space="preserve">combos_filtered</w:t>
-      </w:r>
-    </w:p>
-    <w:p>
-      <w:r>
-        <w:pict>
-          <v:rect style="width:0;height:1.5pt" o:hralign="center" o:hrstd="t" o:hr="t"/>
-        </w:pict>
-      </w:r>
-    </w:p>
-    <w:bookmarkEnd w:id="43"/>
-    <w:bookmarkStart w:id="44" w:name="get_global_overview_data"/>
-    <w:p>
-      <w:pPr>
-        <w:pStyle w:val="Heading2"/>
-      </w:pPr>
-      <w:r>
-        <w:rPr>
-          <w:rStyle w:val="VerbatimChar"/>
-        </w:rPr>
-        <w:t xml:space="preserve">get_global_overview_data</w:t>
+        <w:t xml:space="preserve">df</w:t>
+      </w:r>
+    </w:p>
+    <w:p>
+      <w:r>
+        <w:pict>
+          <v:rect style="width:0;height:1.5pt" o:hralign="center" o:hrstd="t" o:hr="t"/>
+        </w:pict>
+      </w:r>
+    </w:p>
+    <w:bookmarkEnd w:id="64"/>
+    <w:bookmarkStart w:id="65" w:name="normalize_participant_uncertainty"/>
+    <w:p>
+      <w:pPr>
+        <w:pStyle w:val="Heading2"/>
+      </w:pPr>
+      <w:r>
+        <w:rPr>
+          <w:rStyle w:val="VerbatimChar"/>
+        </w:rPr>
+        <w:t xml:space="preserve">normalize_participant_uncertainty</w:t>
       </w:r>
     </w:p>
     <w:p>
@@ -2677,27 +3911,27 @@
         <w:rPr>
           <w:rStyle w:val="VerbatimChar"/>
         </w:rPr>
-        <w:t xml:space="preserve">spec</w:t>
-      </w:r>
-    </w:p>
-    <w:p>
-      <w:r>
-        <w:pict>
-          <v:rect style="width:0;height:1.5pt" o:hralign="center" o:hrstd="t" o:hr="t"/>
-        </w:pict>
-      </w:r>
-    </w:p>
-    <w:bookmarkEnd w:id="44"/>
-    <w:bookmarkStart w:id="45" w:name="get_global_summary_row"/>
-    <w:p>
-      <w:pPr>
-        <w:pStyle w:val="Heading2"/>
-      </w:pPr>
-      <w:r>
-        <w:rPr>
-          <w:rStyle w:val="VerbatimChar"/>
-        </w:rPr>
-        <w:t xml:space="preserve">get_global_summary_row</w:t>
+        <w:t xml:space="preserve">df</w:t>
+      </w:r>
+    </w:p>
+    <w:p>
+      <w:r>
+        <w:pict>
+          <v:rect style="width:0;height:1.5pt" o:hralign="center" o:hrstd="t" o:hr="t"/>
+        </w:pict>
+      </w:r>
+    </w:p>
+    <w:bookmarkEnd w:id="65"/>
+    <w:bookmarkStart w:id="66" w:name="normalize_pollutant_code"/>
+    <w:p>
+      <w:pPr>
+        <w:pStyle w:val="Heading2"/>
+      </w:pPr>
+      <w:r>
+        <w:rPr>
+          <w:rStyle w:val="VerbatimChar"/>
+        </w:rPr>
+        <w:t xml:space="preserve">normalize_pollutant_code</w:t>
       </w:r>
     </w:p>
     <w:p>
@@ -2739,27 +3973,27 @@
         <w:rPr>
           <w:rStyle w:val="VerbatimChar"/>
         </w:rPr>
-        <w:t xml:space="preserve">spec</w:t>
-      </w:r>
-    </w:p>
-    <w:p>
-      <w:r>
-        <w:pict>
-          <v:rect style="width:0;height:1.5pt" o:hralign="center" o:hrstd="t" o:hr="t"/>
-        </w:pict>
-      </w:r>
-    </w:p>
-    <w:bookmarkEnd w:id="45"/>
-    <w:bookmarkStart w:id="46" w:name="get_scores_result"/>
-    <w:p>
-      <w:pPr>
-        <w:pStyle w:val="Heading2"/>
-      </w:pPr>
-      <w:r>
-        <w:rPr>
-          <w:rStyle w:val="VerbatimChar"/>
-        </w:rPr>
-        <w:t xml:space="preserve">get_scores_result</w:t>
+        <w:t xml:space="preserve">pollutant</w:t>
+      </w:r>
+    </w:p>
+    <w:p>
+      <w:r>
+        <w:pict>
+          <v:rect style="width:0;height:1.5pt" o:hralign="center" o:hrstd="t" o:hr="t"/>
+        </w:pict>
+      </w:r>
+    </w:p>
+    <w:bookmarkEnd w:id="66"/>
+    <w:bookmarkStart w:id="67" w:name="normalize_u_df"/>
+    <w:p>
+      <w:pPr>
+        <w:pStyle w:val="Heading2"/>
+      </w:pPr>
+      <w:r>
+        <w:rPr>
+          <w:rStyle w:val="VerbatimChar"/>
+        </w:rPr>
+        <w:t xml:space="preserve">normalize_u_df</w:t>
       </w:r>
     </w:p>
     <w:p>
@@ -2801,27 +4035,89 @@
         <w:rPr>
           <w:rStyle w:val="VerbatimChar"/>
         </w:rPr>
-        <w:t xml:space="preserve">pollutant, n_lab, level</w:t>
-      </w:r>
-    </w:p>
-    <w:p>
-      <w:r>
-        <w:pict>
-          <v:rect style="width:0;height:1.5pt" o:hralign="center" o:hrstd="t" o:hr="t"/>
-        </w:pict>
-      </w:r>
-    </w:p>
-    <w:bookmarkEnd w:id="46"/>
-    <w:bookmarkStart w:id="47" w:name="get_wide_data"/>
-    <w:p>
-      <w:pPr>
-        <w:pStyle w:val="Heading2"/>
-      </w:pPr>
-      <w:r>
-        <w:rPr>
-          <w:rStyle w:val="VerbatimChar"/>
-        </w:rPr>
-        <w:t xml:space="preserve">get_wide_data</w:t>
+        <w:t xml:space="preserve">df, source_label, notify = TRUE</w:t>
+      </w:r>
+    </w:p>
+    <w:p>
+      <w:r>
+        <w:pict>
+          <v:rect style="width:0;height:1.5pt" o:hralign="center" o:hrstd="t" o:hr="t"/>
+        </w:pict>
+      </w:r>
+    </w:p>
+    <w:bookmarkEnd w:id="67"/>
+    <w:bookmarkStart w:id="68" w:name="participant_count"/>
+    <w:p>
+      <w:pPr>
+        <w:pStyle w:val="Heading2"/>
+      </w:pPr>
+      <w:r>
+        <w:rPr>
+          <w:rStyle w:val="VerbatimChar"/>
+        </w:rPr>
+        <w:t xml:space="preserve">participant_count</w:t>
+      </w:r>
+    </w:p>
+    <w:p>
+      <w:pPr>
+        <w:pStyle w:val="FirstParagraph"/>
+      </w:pPr>
+      <w:r>
+        <w:rPr>
+          <w:b/>
+          <w:bCs/>
+        </w:rPr>
+        <w:t xml:space="preserve">Archivo:</w:t>
+      </w:r>
+      <w:r>
+        <w:t xml:space="preserve"> </w:t>
+      </w:r>
+      <w:r>
+        <w:rPr>
+          <w:rStyle w:val="VerbatimChar"/>
+        </w:rPr>
+        <w:t xml:space="preserve">report_template.Rmd</w:t>
+      </w:r>
+    </w:p>
+    <w:p>
+      <w:pPr>
+        <w:pStyle w:val="BodyText"/>
+      </w:pPr>
+      <w:r>
+        <w:rPr>
+          <w:b/>
+          <w:bCs/>
+        </w:rPr>
+        <w:t xml:space="preserve">Parámetros:</w:t>
+      </w:r>
+      <w:r>
+        <w:t xml:space="preserve"> </w:t>
+      </w:r>
+      <w:r>
+        <w:rPr>
+          <w:rStyle w:val="VerbatimChar"/>
+        </w:rPr>
+        <w:t xml:space="preserve">df</w:t>
+      </w:r>
+    </w:p>
+    <w:p>
+      <w:r>
+        <w:pict>
+          <v:rect style="width:0;height:1.5pt" o:hralign="center" o:hrstd="t" o:hr="t"/>
+        </w:pict>
+      </w:r>
+    </w:p>
+    <w:bookmarkEnd w:id="68"/>
+    <w:bookmarkStart w:id="69" w:name="plot_scores"/>
+    <w:p>
+      <w:pPr>
+        <w:pStyle w:val="Heading2"/>
+      </w:pPr>
+      <w:r>
+        <w:rPr>
+          <w:rStyle w:val="VerbatimChar"/>
+        </w:rPr>
+        <w:t xml:space="preserve">plot_scores</w:t>
       </w:r>
     </w:p>
     <w:p>
@@ -2863,27 +4159,192 @@
         <w:rPr>
           <w:rStyle w:val="VerbatimChar"/>
         </w:rPr>
-        <w:t xml:space="preserve">df, target_pollutant</w:t>
-      </w:r>
-    </w:p>
-    <w:p>
-      <w:r>
-        <w:pict>
-          <v:rect style="width:0;height:1.5pt" o:hralign="center" o:hrstd="t" o:hr="t"/>
-        </w:pict>
-      </w:r>
-    </w:p>
-    <w:bookmarkEnd w:id="47"/>
-    <w:bookmarkStart w:id="48" w:name="mad_e_manual"/>
-    <w:p>
-      <w:pPr>
-        <w:pStyle w:val="Heading2"/>
-      </w:pPr>
-      <w:r>
-        <w:rPr>
-          <w:rStyle w:val="VerbatimChar"/>
-        </w:rPr>
-        <w:t xml:space="preserve">mad_e_manual</w:t>
+        <w:t xml:space="preserve">df, score_col, title, subtitle, ylab, warn_limits = NULL, action_limits = NULL</w:t>
+      </w:r>
+    </w:p>
+    <w:p>
+      <w:r>
+        <w:pict>
+          <v:rect style="width:0;height:1.5pt" o:hralign="center" o:hrstd="t" o:hr="t"/>
+        </w:pict>
+      </w:r>
+    </w:p>
+    <w:bookmarkEnd w:id="69"/>
+    <w:bookmarkStart w:id="70" w:name="read_hom_stab_csv"/>
+    <w:p>
+      <w:pPr>
+        <w:pStyle w:val="Heading2"/>
+      </w:pPr>
+      <w:r>
+        <w:rPr>
+          <w:rStyle w:val="VerbatimChar"/>
+        </w:rPr>
+        <w:t xml:space="preserve">read_hom_stab_csv</w:t>
+      </w:r>
+    </w:p>
+    <w:p>
+      <w:pPr>
+        <w:pStyle w:val="FirstParagraph"/>
+      </w:pPr>
+      <w:r>
+        <w:rPr>
+          <w:b/>
+          <w:bCs/>
+        </w:rPr>
+        <w:t xml:space="preserve">Archivo:</w:t>
+      </w:r>
+      <w:r>
+        <w:t xml:space="preserve"> </w:t>
+      </w:r>
+      <w:r>
+        <w:rPr>
+          <w:rStyle w:val="VerbatimChar"/>
+        </w:rPr>
+        <w:t xml:space="preserve">app.R</w:t>
+      </w:r>
+    </w:p>
+    <w:p>
+      <w:pPr>
+        <w:pStyle w:val="BodyText"/>
+      </w:pPr>
+      <w:r>
+        <w:rPr>
+          <w:b/>
+          <w:bCs/>
+        </w:rPr>
+        <w:t xml:space="preserve">Parámetros:</w:t>
+      </w:r>
+      <w:r>
+        <w:t xml:space="preserve"> </w:t>
+      </w:r>
+      <w:r>
+        <w:rPr>
+          <w:rStyle w:val="VerbatimChar"/>
+        </w:rPr>
+        <w:t xml:space="preserve">path, label</w:t>
+      </w:r>
+    </w:p>
+    <w:p>
+      <w:r>
+        <w:pict>
+          <v:rect style="width:0;height:1.5pt" o:hralign="center" o:hrstd="t" o:hr="t"/>
+        </w:pict>
+      </w:r>
+    </w:p>
+    <w:bookmarkEnd w:id="70"/>
+    <w:bookmarkStart w:id="71" w:name="render_global_score_heatmap"/>
+    <w:p>
+      <w:pPr>
+        <w:pStyle w:val="Heading2"/>
+      </w:pPr>
+      <w:r>
+        <w:rPr>
+          <w:rStyle w:val="VerbatimChar"/>
+        </w:rPr>
+        <w:t xml:space="preserve">render_global_score_heatmap</w:t>
+      </w:r>
+    </w:p>
+    <w:p>
+      <w:pPr>
+        <w:pStyle w:val="FirstParagraph"/>
+      </w:pPr>
+      <w:r>
+        <w:rPr>
+          <w:b/>
+          <w:bCs/>
+        </w:rPr>
+        <w:t xml:space="preserve">Archivo:</w:t>
+      </w:r>
+      <w:r>
+        <w:t xml:space="preserve"> </w:t>
+      </w:r>
+      <w:r>
+        <w:rPr>
+          <w:rStyle w:val="VerbatimChar"/>
+        </w:rPr>
+        <w:t xml:space="preserve">app.R</w:t>
+      </w:r>
+    </w:p>
+    <w:p>
+      <w:pPr>
+        <w:pStyle w:val="BodyText"/>
+      </w:pPr>
+      <w:r>
+        <w:rPr>
+          <w:b/>
+          <w:bCs/>
+        </w:rPr>
+        <w:t xml:space="preserve">Parámetros:</w:t>
+      </w:r>
+      <w:r>
+        <w:t xml:space="preserve"> </w:t>
+      </w:r>
+      <w:r>
+        <w:rPr>
+          <w:rStyle w:val="VerbatimChar"/>
+        </w:rPr>
+        <w:t xml:space="preserve">output_id, combo_key, score_col, eval_col, palette, title_prefix</w:t>
+      </w:r>
+    </w:p>
+    <w:p>
+      <w:r>
+        <w:pict>
+          <v:rect style="width:0;height:1.5pt" o:hralign="center" o:hrstd="t" o:hr="t"/>
+        </w:pict>
+      </w:r>
+    </w:p>
+    <w:bookmarkEnd w:id="71"/>
+    <w:bookmarkStart w:id="72" w:name="round_summary_data"/>
+    <w:p>
+      <w:pPr>
+        <w:pStyle w:val="Heading2"/>
+      </w:pPr>
+      <w:r>
+        <w:rPr>
+          <w:rStyle w:val="VerbatimChar"/>
+        </w:rPr>
+        <w:t xml:space="preserve">round_summary_data</w:t>
+      </w:r>
+    </w:p>
+    <w:p>
+      <w:pPr>
+        <w:pStyle w:val="FirstParagraph"/>
+      </w:pPr>
+      <w:r>
+        <w:rPr>
+          <w:b/>
+          <w:bCs/>
+        </w:rPr>
+        <w:t xml:space="preserve">Archivo:</w:t>
+      </w:r>
+      <w:r>
+        <w:t xml:space="preserve"> </w:t>
+      </w:r>
+      <w:r>
+        <w:rPr>
+          <w:rStyle w:val="VerbatimChar"/>
+        </w:rPr>
+        <w:t xml:space="preserve">report_template.Rmd</w:t>
+      </w:r>
+    </w:p>
+    <w:p>
+      <w:r>
+        <w:pict>
+          <v:rect style="width:0;height:1.5pt" o:hralign="center" o:hrstd="t" o:hr="t"/>
+        </w:pict>
+      </w:r>
+    </w:p>
+    <w:bookmarkEnd w:id="72"/>
+    <w:bookmarkStart w:id="73" w:name="run_algorithm_a"/>
+    <w:p>
+      <w:pPr>
+        <w:pStyle w:val="Heading2"/>
+      </w:pPr>
+      <w:r>
+        <w:rPr>
+          <w:rStyle w:val="VerbatimChar"/>
+        </w:rPr>
+        <w:t xml:space="preserve">run_algorithm_a</w:t>
       </w:r>
     </w:p>
     <w:p>
@@ -2912,7 +4373,273 @@
         <w:rPr>
           <w:rStyle w:val="VerbatimChar"/>
         </w:rPr>
-        <w:t xml:space="preserve">utils.R</w:t>
+        <w:t xml:space="preserve">pt_robust_stats.R</w:t>
+      </w:r>
+    </w:p>
+    <w:p>
+      <w:pPr>
+        <w:pStyle w:val="BodyText"/>
+      </w:pPr>
+      <w:r>
+        <w:rPr>
+          <w:b/>
+          <w:bCs/>
+        </w:rPr>
+        <w:t xml:space="preserve">Parámetros:</w:t>
+      </w:r>
+      <w:r>
+        <w:t xml:space="preserve"> </w:t>
+      </w:r>
+      <w:r>
+        <w:rPr>
+          <w:rStyle w:val="VerbatimChar"/>
+        </w:rPr>
+        <w:t xml:space="preserve">values, ids = NULL, max_iter = 50, tol = 1e-10</w:t>
+      </w:r>
+    </w:p>
+    <w:p>
+      <w:pPr>
+        <w:pStyle w:val="BodyText"/>
+      </w:pPr>
+      <w:r>
+        <w:rPr>
+          <w:b/>
+          <w:bCs/>
+        </w:rPr>
+        <w:t xml:space="preserve">Referencia ISO:</w:t>
+      </w:r>
+      <w:r>
+        <w:t xml:space="preserve"> </w:t>
+      </w:r>
+      <w:r>
+        <w:t xml:space="preserve">ISO 13528:2022, Annex C</w:t>
+      </w:r>
+    </w:p>
+    <w:p>
+      <w:r>
+        <w:pict>
+          <v:rect style="width:0;height:1.5pt" o:hralign="center" o:hrstd="t" o:hr="t"/>
+        </w:pict>
+      </w:r>
+    </w:p>
+    <w:bookmarkEnd w:id="73"/>
+    <w:bookmarkStart w:id="74" w:name="run_algorithm_a_report"/>
+    <w:p>
+      <w:pPr>
+        <w:pStyle w:val="Heading2"/>
+      </w:pPr>
+      <w:r>
+        <w:rPr>
+          <w:rStyle w:val="VerbatimChar"/>
+        </w:rPr>
+        <w:t xml:space="preserve">run_algorithm_a_report</w:t>
+      </w:r>
+    </w:p>
+    <w:p>
+      <w:pPr>
+        <w:pStyle w:val="FirstParagraph"/>
+      </w:pPr>
+      <w:r>
+        <w:rPr>
+          <w:b/>
+          <w:bCs/>
+        </w:rPr>
+        <w:t xml:space="preserve">Archivo:</w:t>
+      </w:r>
+      <w:r>
+        <w:t xml:space="preserve"> </w:t>
+      </w:r>
+      <w:r>
+        <w:rPr>
+          <w:rStyle w:val="VerbatimChar"/>
+        </w:rPr>
+        <w:t xml:space="preserve">report_template.Rmd</w:t>
+      </w:r>
+    </w:p>
+    <w:p>
+      <w:pPr>
+        <w:pStyle w:val="BodyText"/>
+      </w:pPr>
+      <w:r>
+        <w:rPr>
+          <w:b/>
+          <w:bCs/>
+        </w:rPr>
+        <w:t xml:space="preserve">Parámetros:</w:t>
+      </w:r>
+      <w:r>
+        <w:t xml:space="preserve"> </w:t>
+      </w:r>
+      <w:r>
+        <w:rPr>
+          <w:rStyle w:val="VerbatimChar"/>
+        </w:rPr>
+        <w:t xml:space="preserve">values, max_iter = 50</w:t>
+      </w:r>
+    </w:p>
+    <w:p>
+      <w:r>
+        <w:pict>
+          <v:rect style="width:0;height:1.5pt" o:hralign="center" o:hrstd="t" o:hr="t"/>
+        </w:pict>
+      </w:r>
+    </w:p>
+    <w:bookmarkEnd w:id="74"/>
+    <w:bookmarkStart w:id="75" w:name="run_workflow_script"/>
+    <w:p>
+      <w:pPr>
+        <w:pStyle w:val="Heading2"/>
+      </w:pPr>
+      <w:r>
+        <w:rPr>
+          <w:rStyle w:val="VerbatimChar"/>
+        </w:rPr>
+        <w:t xml:space="preserve">run_workflow_script</w:t>
+      </w:r>
+    </w:p>
+    <w:p>
+      <w:pPr>
+        <w:pStyle w:val="FirstParagraph"/>
+      </w:pPr>
+      <w:r>
+        <w:rPr>
+          <w:b/>
+          <w:bCs/>
+        </w:rPr>
+        <w:t xml:space="preserve">Archivo:</w:t>
+      </w:r>
+      <w:r>
+        <w:t xml:space="preserve"> </w:t>
+      </w:r>
+      <w:r>
+        <w:rPr>
+          <w:rStyle w:val="VerbatimChar"/>
+        </w:rPr>
+        <w:t xml:space="preserve">app.R</w:t>
+      </w:r>
+    </w:p>
+    <w:p>
+      <w:pPr>
+        <w:pStyle w:val="BodyText"/>
+      </w:pPr>
+      <w:r>
+        <w:rPr>
+          <w:b/>
+          <w:bCs/>
+        </w:rPr>
+        <w:t xml:space="preserve">Parámetros:</w:t>
+      </w:r>
+      <w:r>
+        <w:t xml:space="preserve"> </w:t>
+      </w:r>
+      <w:r>
+        <w:rPr>
+          <w:rStyle w:val="VerbatimChar"/>
+        </w:rPr>
+        <w:t xml:space="preserve">script, args = character()</w:t>
+      </w:r>
+    </w:p>
+    <w:p>
+      <w:r>
+        <w:pict>
+          <v:rect style="width:0;height:1.5pt" o:hralign="center" o:hrstd="t" o:hr="t"/>
+        </w:pict>
+      </w:r>
+    </w:p>
+    <w:bookmarkEnd w:id="75"/>
+    <w:bookmarkStart w:id="76" w:name="safe_filename_stem"/>
+    <w:p>
+      <w:pPr>
+        <w:pStyle w:val="Heading2"/>
+      </w:pPr>
+      <w:r>
+        <w:rPr>
+          <w:rStyle w:val="VerbatimChar"/>
+        </w:rPr>
+        <w:t xml:space="preserve">safe_filename_stem</w:t>
+      </w:r>
+    </w:p>
+    <w:p>
+      <w:pPr>
+        <w:pStyle w:val="FirstParagraph"/>
+      </w:pPr>
+      <w:r>
+        <w:rPr>
+          <w:b/>
+          <w:bCs/>
+        </w:rPr>
+        <w:t xml:space="preserve">Archivo:</w:t>
+      </w:r>
+      <w:r>
+        <w:t xml:space="preserve"> </w:t>
+      </w:r>
+      <w:r>
+        <w:rPr>
+          <w:rStyle w:val="VerbatimChar"/>
+        </w:rPr>
+        <w:t xml:space="preserve">app.R</w:t>
+      </w:r>
+    </w:p>
+    <w:p>
+      <w:pPr>
+        <w:pStyle w:val="BodyText"/>
+      </w:pPr>
+      <w:r>
+        <w:rPr>
+          <w:b/>
+          <w:bCs/>
+        </w:rPr>
+        <w:t xml:space="preserve">Parámetros:</w:t>
+      </w:r>
+      <w:r>
+        <w:t xml:space="preserve"> </w:t>
+      </w:r>
+      <w:r>
+        <w:rPr>
+          <w:rStyle w:val="VerbatimChar"/>
+        </w:rPr>
+        <w:t xml:space="preserve">x, fallback = "Informe_EA"</w:t>
+      </w:r>
+    </w:p>
+    <w:p>
+      <w:r>
+        <w:pict>
+          <v:rect style="width:0;height:1.5pt" o:hralign="center" o:hrstd="t" o:hr="t"/>
+        </w:pict>
+      </w:r>
+    </w:p>
+    <w:bookmarkEnd w:id="76"/>
+    <w:bookmarkStart w:id="77" w:name="safe_param_df"/>
+    <w:p>
+      <w:pPr>
+        <w:pStyle w:val="Heading2"/>
+      </w:pPr>
+      <w:r>
+        <w:rPr>
+          <w:rStyle w:val="VerbatimChar"/>
+        </w:rPr>
+        <w:t xml:space="preserve">safe_param_df</w:t>
+      </w:r>
+    </w:p>
+    <w:p>
+      <w:pPr>
+        <w:pStyle w:val="FirstParagraph"/>
+      </w:pPr>
+      <w:r>
+        <w:rPr>
+          <w:b/>
+          <w:bCs/>
+        </w:rPr>
+        <w:t xml:space="preserve">Archivo:</w:t>
+      </w:r>
+      <w:r>
+        <w:t xml:space="preserve"> </w:t>
+      </w:r>
+      <w:r>
+        <w:rPr>
+          <w:rStyle w:val="VerbatimChar"/>
+        </w:rPr>
+        <w:t xml:space="preserve">report_template.Rmd</w:t>
       </w:r>
     </w:p>
     <w:p>
@@ -2943,87 +4670,79 @@
         </w:pict>
       </w:r>
     </w:p>
-    <w:bookmarkEnd w:id="48"/>
-    <w:bookmarkStart w:id="49" w:name="niqr_manual"/>
-    <w:p>
-      <w:pPr>
-        <w:pStyle w:val="Heading2"/>
-      </w:pPr>
-      <w:r>
-        <w:rPr>
-          <w:rStyle w:val="VerbatimChar"/>
-        </w:rPr>
-        <w:t xml:space="preserve">nIQR_manual</w:t>
-      </w:r>
-    </w:p>
-    <w:p>
-      <w:pPr>
-        <w:pStyle w:val="FirstParagraph"/>
-      </w:pPr>
-      <w:r>
-        <w:t xml:space="preserve">@export</w:t>
-      </w:r>
-    </w:p>
-    <w:p>
-      <w:pPr>
-        <w:pStyle w:val="BodyText"/>
-      </w:pPr>
-      <w:r>
-        <w:rPr>
-          <w:b/>
-          <w:bCs/>
-        </w:rPr>
-        <w:t xml:space="preserve">Archivo:</w:t>
-      </w:r>
-      <w:r>
-        <w:t xml:space="preserve"> </w:t>
-      </w:r>
-      <w:r>
-        <w:rPr>
-          <w:rStyle w:val="VerbatimChar"/>
-        </w:rPr>
-        <w:t xml:space="preserve">utils.R</w:t>
-      </w:r>
-    </w:p>
-    <w:p>
-      <w:pPr>
-        <w:pStyle w:val="BodyText"/>
-      </w:pPr>
-      <w:r>
-        <w:rPr>
-          <w:b/>
-          <w:bCs/>
-        </w:rPr>
-        <w:t xml:space="preserve">Parámetros:</w:t>
-      </w:r>
-      <w:r>
-        <w:t xml:space="preserve"> </w:t>
-      </w:r>
-      <w:r>
-        <w:rPr>
-          <w:rStyle w:val="VerbatimChar"/>
-        </w:rPr>
-        <w:t xml:space="preserve">x</w:t>
-      </w:r>
-    </w:p>
-    <w:p>
-      <w:r>
-        <w:pict>
-          <v:rect style="width:0;height:1.5pt" o:hralign="center" o:hrstd="t" o:hr="t"/>
-        </w:pict>
-      </w:r>
-    </w:p>
-    <w:bookmarkEnd w:id="49"/>
-    <w:bookmarkStart w:id="50" w:name="normalize_n"/>
-    <w:p>
-      <w:pPr>
-        <w:pStyle w:val="Heading2"/>
-      </w:pPr>
-      <w:r>
-        <w:rPr>
-          <w:rStyle w:val="VerbatimChar"/>
-        </w:rPr>
-        <w:t xml:space="preserve">normalize_n</w:t>
+    <w:bookmarkEnd w:id="77"/>
+    <w:bookmarkStart w:id="78" w:name="safe_rename_by_position"/>
+    <w:p>
+      <w:pPr>
+        <w:pStyle w:val="Heading2"/>
+      </w:pPr>
+      <w:r>
+        <w:rPr>
+          <w:rStyle w:val="VerbatimChar"/>
+        </w:rPr>
+        <w:t xml:space="preserve">safe_rename_by_position</w:t>
+      </w:r>
+    </w:p>
+    <w:p>
+      <w:pPr>
+        <w:pStyle w:val="FirstParagraph"/>
+      </w:pPr>
+      <w:r>
+        <w:rPr>
+          <w:b/>
+          <w:bCs/>
+        </w:rPr>
+        <w:t xml:space="preserve">Archivo:</w:t>
+      </w:r>
+      <w:r>
+        <w:t xml:space="preserve"> </w:t>
+      </w:r>
+      <w:r>
+        <w:rPr>
+          <w:rStyle w:val="VerbatimChar"/>
+        </w:rPr>
+        <w:t xml:space="preserve">report_template.Rmd</w:t>
+      </w:r>
+    </w:p>
+    <w:p>
+      <w:pPr>
+        <w:pStyle w:val="BodyText"/>
+      </w:pPr>
+      <w:r>
+        <w:rPr>
+          <w:b/>
+          <w:bCs/>
+        </w:rPr>
+        <w:t xml:space="preserve">Parámetros:</w:t>
+      </w:r>
+      <w:r>
+        <w:t xml:space="preserve"> </w:t>
+      </w:r>
+      <w:r>
+        <w:rPr>
+          <w:rStyle w:val="VerbatimChar"/>
+        </w:rPr>
+        <w:t xml:space="preserve">df, labels</w:t>
+      </w:r>
+    </w:p>
+    <w:p>
+      <w:r>
+        <w:pict>
+          <v:rect style="width:0;height:1.5pt" o:hralign="center" o:hrstd="t" o:hr="t"/>
+        </w:pict>
+      </w:r>
+    </w:p>
+    <w:bookmarkEnd w:id="78"/>
+    <w:bookmarkStart w:id="79" w:name="save_preprocessor_raw_files"/>
+    <w:p>
+      <w:pPr>
+        <w:pStyle w:val="Heading2"/>
+      </w:pPr>
+      <w:r>
+        <w:rPr>
+          <w:rStyle w:val="VerbatimChar"/>
+        </w:rPr>
+        <w:t xml:space="preserve">save_preprocessor_raw_files</w:t>
       </w:r>
     </w:p>
     <w:p>
@@ -3065,6 +4784,357 @@
         <w:rPr>
           <w:rStyle w:val="VerbatimChar"/>
         </w:rPr>
+        <w:t xml:space="preserve">raw_files</w:t>
+      </w:r>
+    </w:p>
+    <w:p>
+      <w:r>
+        <w:pict>
+          <v:rect style="width:0;height:1.5pt" o:hralign="center" o:hrstd="t" o:hr="t"/>
+        </w:pict>
+      </w:r>
+    </w:p>
+    <w:bookmarkEnd w:id="79"/>
+    <w:bookmarkStart w:id="80" w:name="scalar_or_default"/>
+    <w:p>
+      <w:pPr>
+        <w:pStyle w:val="Heading2"/>
+      </w:pPr>
+      <w:r>
+        <w:rPr>
+          <w:rStyle w:val="VerbatimChar"/>
+        </w:rPr>
+        <w:t xml:space="preserve">scalar_or_default</w:t>
+      </w:r>
+    </w:p>
+    <w:p>
+      <w:pPr>
+        <w:pStyle w:val="FirstParagraph"/>
+      </w:pPr>
+      <w:r>
+        <w:rPr>
+          <w:b/>
+          <w:bCs/>
+        </w:rPr>
+        <w:t xml:space="preserve">Archivo:</w:t>
+      </w:r>
+      <w:r>
+        <w:t xml:space="preserve"> </w:t>
+      </w:r>
+      <w:r>
+        <w:rPr>
+          <w:rStyle w:val="VerbatimChar"/>
+        </w:rPr>
+        <w:t xml:space="preserve">app.R</w:t>
+      </w:r>
+    </w:p>
+    <w:p>
+      <w:pPr>
+        <w:pStyle w:val="BodyText"/>
+      </w:pPr>
+      <w:r>
+        <w:rPr>
+          <w:b/>
+          <w:bCs/>
+        </w:rPr>
+        <w:t xml:space="preserve">Parámetros:</w:t>
+      </w:r>
+      <w:r>
+        <w:t xml:space="preserve"> </w:t>
+      </w:r>
+      <w:r>
+        <w:rPr>
+          <w:rStyle w:val="VerbatimChar"/>
+        </w:rPr>
+        <w:t xml:space="preserve">x, default</w:t>
+      </w:r>
+    </w:p>
+    <w:p>
+      <w:r>
+        <w:pict>
+          <v:rect style="width:0;height:1.5pt" o:hralign="center" o:hrstd="t" o:hr="t"/>
+        </w:pict>
+      </w:r>
+    </w:p>
+    <w:bookmarkEnd w:id="80"/>
+    <w:bookmarkStart w:id="81" w:name="score_equation"/>
+    <w:p>
+      <w:pPr>
+        <w:pStyle w:val="Heading2"/>
+      </w:pPr>
+      <w:r>
+        <w:rPr>
+          <w:rStyle w:val="VerbatimChar"/>
+        </w:rPr>
+        <w:t xml:space="preserve">score_equation</w:t>
+      </w:r>
+    </w:p>
+    <w:p>
+      <w:pPr>
+        <w:pStyle w:val="FirstParagraph"/>
+      </w:pPr>
+      <w:r>
+        <w:rPr>
+          <w:b/>
+          <w:bCs/>
+        </w:rPr>
+        <w:t xml:space="preserve">Archivo:</w:t>
+      </w:r>
+      <w:r>
+        <w:t xml:space="preserve"> </w:t>
+      </w:r>
+      <w:r>
+        <w:rPr>
+          <w:rStyle w:val="VerbatimChar"/>
+        </w:rPr>
+        <w:t xml:space="preserve">app.R</w:t>
+      </w:r>
+    </w:p>
+    <w:p>
+      <w:pPr>
+        <w:pStyle w:val="BodyText"/>
+      </w:pPr>
+      <w:r>
+        <w:rPr>
+          <w:b/>
+          <w:bCs/>
+        </w:rPr>
+        <w:t xml:space="preserve">Parámetros:</w:t>
+      </w:r>
+      <w:r>
+        <w:t xml:space="preserve"> </w:t>
+      </w:r>
+      <w:r>
+        <w:rPr>
+          <w:rStyle w:val="VerbatimChar"/>
+        </w:rPr>
+        <w:t xml:space="preserve">math</w:t>
+      </w:r>
+    </w:p>
+    <w:p>
+      <w:r>
+        <w:pict>
+          <v:rect style="width:0;height:1.5pt" o:hralign="center" o:hrstd="t" o:hr="t"/>
+        </w:pict>
+      </w:r>
+    </w:p>
+    <w:bookmarkEnd w:id="81"/>
+    <w:bookmarkStart w:id="82" w:name="selected_summary_data"/>
+    <w:p>
+      <w:pPr>
+        <w:pStyle w:val="Heading2"/>
+      </w:pPr>
+      <w:r>
+        <w:rPr>
+          <w:rStyle w:val="VerbatimChar"/>
+        </w:rPr>
+        <w:t xml:space="preserve">selected_summary_data</w:t>
+      </w:r>
+    </w:p>
+    <w:p>
+      <w:pPr>
+        <w:pStyle w:val="FirstParagraph"/>
+      </w:pPr>
+      <w:r>
+        <w:rPr>
+          <w:b/>
+          <w:bCs/>
+        </w:rPr>
+        <w:t xml:space="preserve">Archivo:</w:t>
+      </w:r>
+      <w:r>
+        <w:t xml:space="preserve"> </w:t>
+      </w:r>
+      <w:r>
+        <w:rPr>
+          <w:rStyle w:val="VerbatimChar"/>
+        </w:rPr>
+        <w:t xml:space="preserve">report_template.Rmd</w:t>
+      </w:r>
+    </w:p>
+    <w:p>
+      <w:r>
+        <w:pict>
+          <v:rect style="width:0;height:1.5pt" o:hralign="center" o:hrstd="t" o:hr="t"/>
+        </w:pict>
+      </w:r>
+    </w:p>
+    <w:bookmarkEnd w:id="82"/>
+    <w:bookmarkStart w:id="83" w:name="server"/>
+    <w:p>
+      <w:pPr>
+        <w:pStyle w:val="Heading2"/>
+      </w:pPr>
+      <w:r>
+        <w:rPr>
+          <w:rStyle w:val="VerbatimChar"/>
+        </w:rPr>
+        <w:t xml:space="preserve">server</w:t>
+      </w:r>
+    </w:p>
+    <w:p>
+      <w:pPr>
+        <w:pStyle w:val="FirstParagraph"/>
+      </w:pPr>
+      <w:r>
+        <w:rPr>
+          <w:b/>
+          <w:bCs/>
+        </w:rPr>
+        <w:t xml:space="preserve">Archivo:</w:t>
+      </w:r>
+      <w:r>
+        <w:t xml:space="preserve"> </w:t>
+      </w:r>
+      <w:r>
+        <w:rPr>
+          <w:rStyle w:val="VerbatimChar"/>
+        </w:rPr>
+        <w:t xml:space="preserve">app.R</w:t>
+      </w:r>
+    </w:p>
+    <w:p>
+      <w:pPr>
+        <w:pStyle w:val="BodyText"/>
+      </w:pPr>
+      <w:r>
+        <w:rPr>
+          <w:b/>
+          <w:bCs/>
+        </w:rPr>
+        <w:t xml:space="preserve">Parámetros:</w:t>
+      </w:r>
+      <w:r>
+        <w:t xml:space="preserve"> </w:t>
+      </w:r>
+      <w:r>
+        <w:rPr>
+          <w:rStyle w:val="VerbatimChar"/>
+        </w:rPr>
+        <w:t xml:space="preserve">input, output, session</w:t>
+      </w:r>
+    </w:p>
+    <w:p>
+      <w:r>
+        <w:pict>
+          <v:rect style="width:0;height:1.5pt" o:hralign="center" o:hrstd="t" o:hr="t"/>
+        </w:pict>
+      </w:r>
+    </w:p>
+    <w:bookmarkEnd w:id="83"/>
+    <w:bookmarkStart w:id="84" w:name="stable_sigfig_value"/>
+    <w:p>
+      <w:pPr>
+        <w:pStyle w:val="Heading2"/>
+      </w:pPr>
+      <w:r>
+        <w:rPr>
+          <w:rStyle w:val="VerbatimChar"/>
+        </w:rPr>
+        <w:t xml:space="preserve">stable_sigfig_value</w:t>
+      </w:r>
+    </w:p>
+    <w:p>
+      <w:pPr>
+        <w:pStyle w:val="FirstParagraph"/>
+      </w:pPr>
+      <w:r>
+        <w:rPr>
+          <w:b/>
+          <w:bCs/>
+        </w:rPr>
+        <w:t xml:space="preserve">Archivo:</w:t>
+      </w:r>
+      <w:r>
+        <w:t xml:space="preserve"> </w:t>
+      </w:r>
+      <w:r>
+        <w:rPr>
+          <w:rStyle w:val="VerbatimChar"/>
+        </w:rPr>
+        <w:t xml:space="preserve">pt_robust_stats.R</w:t>
+      </w:r>
+    </w:p>
+    <w:p>
+      <w:pPr>
+        <w:pStyle w:val="BodyText"/>
+      </w:pPr>
+      <w:r>
+        <w:rPr>
+          <w:b/>
+          <w:bCs/>
+        </w:rPr>
+        <w:t xml:space="preserve">Parámetros:</w:t>
+      </w:r>
+      <w:r>
+        <w:t xml:space="preserve"> </w:t>
+      </w:r>
+      <w:r>
+        <w:rPr>
+          <w:rStyle w:val="VerbatimChar"/>
+        </w:rPr>
+        <w:t xml:space="preserve">x, digits = algo_a_significant_figures</w:t>
+      </w:r>
+    </w:p>
+    <w:p>
+      <w:r>
+        <w:pict>
+          <v:rect style="width:0;height:1.5pt" o:hralign="center" o:hrstd="t" o:hr="t"/>
+        </w:pict>
+      </w:r>
+    </w:p>
+    <w:bookmarkEnd w:id="84"/>
+    <w:bookmarkStart w:id="85" w:name="summarize_scores"/>
+    <w:p>
+      <w:pPr>
+        <w:pStyle w:val="Heading2"/>
+      </w:pPr>
+      <w:r>
+        <w:rPr>
+          <w:rStyle w:val="VerbatimChar"/>
+        </w:rPr>
+        <w:t xml:space="preserve">summarize_scores</w:t>
+      </w:r>
+    </w:p>
+    <w:p>
+      <w:pPr>
+        <w:pStyle w:val="FirstParagraph"/>
+      </w:pPr>
+      <w:r>
+        <w:rPr>
+          <w:b/>
+          <w:bCs/>
+        </w:rPr>
+        <w:t xml:space="preserve">Archivo:</w:t>
+      </w:r>
+      <w:r>
+        <w:t xml:space="preserve"> </w:t>
+      </w:r>
+      <w:r>
+        <w:rPr>
+          <w:rStyle w:val="VerbatimChar"/>
+        </w:rPr>
+        <w:t xml:space="preserve">app.R</w:t>
+      </w:r>
+    </w:p>
+    <w:p>
+      <w:pPr>
+        <w:pStyle w:val="BodyText"/>
+      </w:pPr>
+      <w:r>
+        <w:rPr>
+          <w:b/>
+          <w:bCs/>
+        </w:rPr>
+        <w:t xml:space="preserve">Parámetros:</w:t>
+      </w:r>
+      <w:r>
+        <w:t xml:space="preserve"> </w:t>
+      </w:r>
+      <w:r>
+        <w:rPr>
+          <w:rStyle w:val="VerbatimChar"/>
+        </w:rPr>
         <w:t xml:space="preserve">df</w:t>
       </w:r>
     </w:p>
@@ -3075,406 +5145,8 @@
         </w:pict>
       </w:r>
     </w:p>
-    <w:bookmarkEnd w:id="50"/>
-    <w:bookmarkStart w:id="51" w:name="plot_scores"/>
-    <w:p>
-      <w:pPr>
-        <w:pStyle w:val="Heading2"/>
-      </w:pPr>
-      <w:r>
-        <w:rPr>
-          <w:rStyle w:val="VerbatimChar"/>
-        </w:rPr>
-        <w:t xml:space="preserve">plot_scores</w:t>
-      </w:r>
-    </w:p>
-    <w:p>
-      <w:pPr>
-        <w:pStyle w:val="FirstParagraph"/>
-      </w:pPr>
-      <w:r>
-        <w:rPr>
-          <w:b/>
-          <w:bCs/>
-        </w:rPr>
-        <w:t xml:space="preserve">Archivo:</w:t>
-      </w:r>
-      <w:r>
-        <w:t xml:space="preserve"> </w:t>
-      </w:r>
-      <w:r>
-        <w:rPr>
-          <w:rStyle w:val="VerbatimChar"/>
-        </w:rPr>
-        <w:t xml:space="preserve">app.R</w:t>
-      </w:r>
-    </w:p>
-    <w:p>
-      <w:pPr>
-        <w:pStyle w:val="BodyText"/>
-      </w:pPr>
-      <w:r>
-        <w:rPr>
-          <w:b/>
-          <w:bCs/>
-        </w:rPr>
-        <w:t xml:space="preserve">Parámetros:</w:t>
-      </w:r>
-      <w:r>
-        <w:t xml:space="preserve"> </w:t>
-      </w:r>
-      <w:r>
-        <w:rPr>
-          <w:rStyle w:val="VerbatimChar"/>
-        </w:rPr>
-        <w:t xml:space="preserve">df, score_col, title, subtitle, ylab, warn_limits = NULL, action_limits = NULL</w:t>
-      </w:r>
-    </w:p>
-    <w:p>
-      <w:r>
-        <w:pict>
-          <v:rect style="width:0;height:1.5pt" o:hralign="center" o:hrstd="t" o:hr="t"/>
-        </w:pict>
-      </w:r>
-    </w:p>
-    <w:bookmarkEnd w:id="51"/>
-    <w:bookmarkStart w:id="52" w:name="render_global_score_heatmap"/>
-    <w:p>
-      <w:pPr>
-        <w:pStyle w:val="Heading2"/>
-      </w:pPr>
-      <w:r>
-        <w:rPr>
-          <w:rStyle w:val="VerbatimChar"/>
-        </w:rPr>
-        <w:t xml:space="preserve">render_global_score_heatmap</w:t>
-      </w:r>
-    </w:p>
-    <w:p>
-      <w:pPr>
-        <w:pStyle w:val="FirstParagraph"/>
-      </w:pPr>
-      <w:r>
-        <w:rPr>
-          <w:b/>
-          <w:bCs/>
-        </w:rPr>
-        <w:t xml:space="preserve">Archivo:</w:t>
-      </w:r>
-      <w:r>
-        <w:t xml:space="preserve"> </w:t>
-      </w:r>
-      <w:r>
-        <w:rPr>
-          <w:rStyle w:val="VerbatimChar"/>
-        </w:rPr>
-        <w:t xml:space="preserve">app.R</w:t>
-      </w:r>
-    </w:p>
-    <w:p>
-      <w:pPr>
-        <w:pStyle w:val="BodyText"/>
-      </w:pPr>
-      <w:r>
-        <w:rPr>
-          <w:b/>
-          <w:bCs/>
-        </w:rPr>
-        <w:t xml:space="preserve">Parámetros:</w:t>
-      </w:r>
-      <w:r>
-        <w:t xml:space="preserve"> </w:t>
-      </w:r>
-      <w:r>
-        <w:rPr>
-          <w:rStyle w:val="VerbatimChar"/>
-        </w:rPr>
-        <w:t xml:space="preserve">output_id, combo_key, score_col, eval_col, palette, title_prefix</w:t>
-      </w:r>
-    </w:p>
-    <w:p>
-      <w:r>
-        <w:pict>
-          <v:rect style="width:0;height:1.5pt" o:hralign="center" o:hrstd="t" o:hr="t"/>
-        </w:pict>
-      </w:r>
-    </w:p>
-    <w:bookmarkEnd w:id="52"/>
-    <w:bookmarkStart w:id="53" w:name="run_algorithm_a"/>
-    <w:p>
-      <w:pPr>
-        <w:pStyle w:val="Heading2"/>
-      </w:pPr>
-      <w:r>
-        <w:rPr>
-          <w:rStyle w:val="VerbatimChar"/>
-        </w:rPr>
-        <w:t xml:space="preserve">run_algorithm_a</w:t>
-      </w:r>
-    </w:p>
-    <w:p>
-      <w:pPr>
-        <w:pStyle w:val="FirstParagraph"/>
-      </w:pPr>
-      <w:r>
-        <w:t xml:space="preserve">@export</w:t>
-      </w:r>
-    </w:p>
-    <w:p>
-      <w:pPr>
-        <w:pStyle w:val="BodyText"/>
-      </w:pPr>
-      <w:r>
-        <w:rPr>
-          <w:b/>
-          <w:bCs/>
-        </w:rPr>
-        <w:t xml:space="preserve">Archivo:</w:t>
-      </w:r>
-      <w:r>
-        <w:t xml:space="preserve"> </w:t>
-      </w:r>
-      <w:r>
-        <w:rPr>
-          <w:rStyle w:val="VerbatimChar"/>
-        </w:rPr>
-        <w:t xml:space="preserve">pt_robust_stats.R</w:t>
-      </w:r>
-    </w:p>
-    <w:p>
-      <w:pPr>
-        <w:pStyle w:val="BodyText"/>
-      </w:pPr>
-      <w:r>
-        <w:rPr>
-          <w:b/>
-          <w:bCs/>
-        </w:rPr>
-        <w:t xml:space="preserve">Parámetros:</w:t>
-      </w:r>
-      <w:r>
-        <w:t xml:space="preserve"> </w:t>
-      </w:r>
-      <w:r>
-        <w:rPr>
-          <w:rStyle w:val="VerbatimChar"/>
-        </w:rPr>
-        <w:t xml:space="preserve">values, ids = NULL, max_iter = 50, tol = 1e-03</w:t>
-      </w:r>
-    </w:p>
-    <w:p>
-      <w:pPr>
-        <w:pStyle w:val="BodyText"/>
-      </w:pPr>
-      <w:r>
-        <w:rPr>
-          <w:b/>
-          <w:bCs/>
-        </w:rPr>
-        <w:t xml:space="preserve">Referencia ISO:</w:t>
-      </w:r>
-      <w:r>
-        <w:t xml:space="preserve"> </w:t>
-      </w:r>
-      <w:r>
-        <w:t xml:space="preserve">ISO 13528:2022, Annex C</w:t>
-      </w:r>
-    </w:p>
-    <w:p>
-      <w:r>
-        <w:pict>
-          <v:rect style="width:0;height:1.5pt" o:hralign="center" o:hrstd="t" o:hr="t"/>
-        </w:pict>
-      </w:r>
-    </w:p>
-    <w:bookmarkEnd w:id="53"/>
-    <w:bookmarkStart w:id="54" w:name="run_algorithm_a_report"/>
-    <w:p>
-      <w:pPr>
-        <w:pStyle w:val="Heading2"/>
-      </w:pPr>
-      <w:r>
-        <w:rPr>
-          <w:rStyle w:val="VerbatimChar"/>
-        </w:rPr>
-        <w:t xml:space="preserve">run_algorithm_a_report</w:t>
-      </w:r>
-    </w:p>
-    <w:p>
-      <w:pPr>
-        <w:pStyle w:val="FirstParagraph"/>
-      </w:pPr>
-      <w:r>
-        <w:rPr>
-          <w:b/>
-          <w:bCs/>
-        </w:rPr>
-        <w:t xml:space="preserve">Archivo:</w:t>
-      </w:r>
-      <w:r>
-        <w:t xml:space="preserve"> </w:t>
-      </w:r>
-      <w:r>
-        <w:rPr>
-          <w:rStyle w:val="VerbatimChar"/>
-        </w:rPr>
-        <w:t xml:space="preserve">report_template.Rmd</w:t>
-      </w:r>
-    </w:p>
-    <w:p>
-      <w:pPr>
-        <w:pStyle w:val="BodyText"/>
-      </w:pPr>
-      <w:r>
-        <w:rPr>
-          <w:b/>
-          <w:bCs/>
-        </w:rPr>
-        <w:t xml:space="preserve">Parámetros:</w:t>
-      </w:r>
-      <w:r>
-        <w:t xml:space="preserve"> </w:t>
-      </w:r>
-      <w:r>
-        <w:rPr>
-          <w:rStyle w:val="VerbatimChar"/>
-        </w:rPr>
-        <w:t xml:space="preserve">values, max_iter = 50</w:t>
-      </w:r>
-    </w:p>
-    <w:p>
-      <w:r>
-        <w:pict>
-          <v:rect style="width:0;height:1.5pt" o:hralign="center" o:hrstd="t" o:hr="t"/>
-        </w:pict>
-      </w:r>
-    </w:p>
-    <w:bookmarkEnd w:id="54"/>
-    <w:bookmarkStart w:id="55" w:name="server"/>
-    <w:p>
-      <w:pPr>
-        <w:pStyle w:val="Heading2"/>
-      </w:pPr>
-      <w:r>
-        <w:rPr>
-          <w:rStyle w:val="VerbatimChar"/>
-        </w:rPr>
-        <w:t xml:space="preserve">server</w:t>
-      </w:r>
-    </w:p>
-    <w:p>
-      <w:pPr>
-        <w:pStyle w:val="FirstParagraph"/>
-      </w:pPr>
-      <w:r>
-        <w:rPr>
-          <w:b/>
-          <w:bCs/>
-        </w:rPr>
-        <w:t xml:space="preserve">Archivo:</w:t>
-      </w:r>
-      <w:r>
-        <w:t xml:space="preserve"> </w:t>
-      </w:r>
-      <w:r>
-        <w:rPr>
-          <w:rStyle w:val="VerbatimChar"/>
-        </w:rPr>
-        <w:t xml:space="preserve">app.R</w:t>
-      </w:r>
-    </w:p>
-    <w:p>
-      <w:pPr>
-        <w:pStyle w:val="BodyText"/>
-      </w:pPr>
-      <w:r>
-        <w:rPr>
-          <w:b/>
-          <w:bCs/>
-        </w:rPr>
-        <w:t xml:space="preserve">Parámetros:</w:t>
-      </w:r>
-      <w:r>
-        <w:t xml:space="preserve"> </w:t>
-      </w:r>
-      <w:r>
-        <w:rPr>
-          <w:rStyle w:val="VerbatimChar"/>
-        </w:rPr>
-        <w:t xml:space="preserve">input, output, session</w:t>
-      </w:r>
-    </w:p>
-    <w:p>
-      <w:r>
-        <w:pict>
-          <v:rect style="width:0;height:1.5pt" o:hralign="center" o:hrstd="t" o:hr="t"/>
-        </w:pict>
-      </w:r>
-    </w:p>
-    <w:bookmarkEnd w:id="55"/>
-    <w:bookmarkStart w:id="56" w:name="summarize_scores"/>
-    <w:p>
-      <w:pPr>
-        <w:pStyle w:val="Heading2"/>
-      </w:pPr>
-      <w:r>
-        <w:rPr>
-          <w:rStyle w:val="VerbatimChar"/>
-        </w:rPr>
-        <w:t xml:space="preserve">summarize_scores</w:t>
-      </w:r>
-    </w:p>
-    <w:p>
-      <w:pPr>
-        <w:pStyle w:val="FirstParagraph"/>
-      </w:pPr>
-      <w:r>
-        <w:rPr>
-          <w:b/>
-          <w:bCs/>
-        </w:rPr>
-        <w:t xml:space="preserve">Archivo:</w:t>
-      </w:r>
-      <w:r>
-        <w:t xml:space="preserve"> </w:t>
-      </w:r>
-      <w:r>
-        <w:rPr>
-          <w:rStyle w:val="VerbatimChar"/>
-        </w:rPr>
-        <w:t xml:space="preserve">app.R</w:t>
-      </w:r>
-    </w:p>
-    <w:p>
-      <w:pPr>
-        <w:pStyle w:val="BodyText"/>
-      </w:pPr>
-      <w:r>
-        <w:rPr>
-          <w:b/>
-          <w:bCs/>
-        </w:rPr>
-        <w:t xml:space="preserve">Parámetros:</w:t>
-      </w:r>
-      <w:r>
-        <w:t xml:space="preserve"> </w:t>
-      </w:r>
-      <w:r>
-        <w:rPr>
-          <w:rStyle w:val="VerbatimChar"/>
-        </w:rPr>
-        <w:t xml:space="preserve">df</w:t>
-      </w:r>
-    </w:p>
-    <w:p>
-      <w:r>
-        <w:pict>
-          <v:rect style="width:0;height:1.5pt" o:hralign="center" o:hrstd="t" o:hr="t"/>
-        </w:pict>
-      </w:r>
-    </w:p>
-    <w:bookmarkEnd w:id="56"/>
-    <w:bookmarkEnd w:id="57"/>
+    <w:bookmarkEnd w:id="85"/>
+    <w:bookmarkEnd w:id="86"/>
     <w:sectPr>
       <w:footnotePr>
         <w:numRestart w:val="eachSect"/>

--- a/Entregables_pt_app/02_funciones_usadas/documentacion_funciones.docx
+++ b/Entregables_pt_app/02_funciones_usadas/documentacion_funciones.docx
@@ -2,7 +2,7 @@
 <file path=word/document.xml><?xml version="1.0" encoding="utf-8"?>
 <w:document xmlns:w="http://schemas.openxmlformats.org/wordprocessingml/2006/main" xmlns:m="http://schemas.openxmlformats.org/officeDocument/2006/math" xmlns:r="http://schemas.openxmlformats.org/officeDocument/2006/relationships" xmlns:o="urn:schemas-microsoft-com:office:office" xmlns:v="urn:schemas-microsoft-com:vml" xmlns:w10="urn:schemas-microsoft-com:office:word" xmlns:a="http://schemas.openxmlformats.org/drawingml/2006/main" xmlns:pic="http://schemas.openxmlformats.org/drawingml/2006/picture" xmlns:wp="http://schemas.openxmlformats.org/drawingml/2006/wordprocessingDrawing">
   <w:body>
-    <w:bookmarkStart w:id="98" w:name="documentacion-de-funciones"/>
+    <w:bookmarkStart w:id="100" w:name="documentacion-de-funciones"/>
     <w:p>
       <w:pPr>
         <w:pStyle w:val="Heading1"/>
@@ -26,7 +26,7 @@
         <w:t xml:space="preserve"> </w:t>
       </w:r>
       <w:r>
-        <w:t xml:space="preserve">2026-06-16 12:16:28</w:t>
+        <w:t xml:space="preserve">2026-07-14 13:49:33</w:t>
       </w:r>
     </w:p>
     <w:p>
@@ -44,7 +44,7 @@
         <w:t xml:space="preserve"> </w:t>
       </w:r>
       <w:r>
-        <w:t xml:space="preserve">77</w:t>
+        <w:t xml:space="preserve">78</w:t>
       </w:r>
     </w:p>
     <w:p>
@@ -577,6 +577,31 @@
           </w:p>
         </w:tc>
       </w:tr>
+      <w:tr>
+        <w:tc>
+          <w:tcPr/>
+          <w:p>
+            <w:pPr>
+              <w:pStyle w:val="Compact"/>
+            </w:pPr>
+            <w:r>
+              <w:t xml:space="preserve">General</w:t>
+            </w:r>
+          </w:p>
+        </w:tc>
+        <w:tc>
+          <w:tcPr/>
+          <w:p>
+            <w:pPr>
+              <w:pStyle w:val="Compact"/>
+              <w:jc w:val="right"/>
+            </w:pPr>
+            <w:r>
+              <w:t xml:space="preserve">1</w:t>
+            </w:r>
+          </w:p>
+        </w:tc>
+      </w:tr>
     </w:tbl>
     <w:p>
       <w:r>
@@ -3063,7 +3088,7 @@
         <w:pStyle w:val="FirstParagraph"/>
       </w:pPr>
       <w:r>
-        <w:t xml:space="preserve">c_expanded = c_criterion * sqrt(1 + (u_sigma_pt/sigma_pt)^2)</w:t>
+        <w:t xml:space="preserve">Admite una rama con u_sigma_pt y otra con sw/g. La segunda retorna F1 * (0.3 * sigma_pt)^2 + F2 * sw^2; ambas ramas no tienen la misma forma dimensional.</w:t>
       </w:r>
     </w:p>
     <w:p>
@@ -3108,19 +3133,7 @@
         </w:numPr>
       </w:pPr>
       <w:r>
-        <w:t xml:space="preserve">sigma_pt Standard deviation for proficiency assessment (from MADe)</w:t>
-      </w:r>
-    </w:p>
-    <w:p>
-      <w:pPr>
-        <w:pStyle w:val="Compact"/>
-        <w:numPr>
-          <w:ilvl w:val="0"/>
-          <w:numId w:val="1011"/>
-        </w:numPr>
-      </w:pPr>
-      <w:r>
-        <w:t xml:space="preserve">u_sigma_pt Uncertainty of sigma_pt</w:t>
+        <w:t xml:space="preserve">sigma_pt Desviacion para evaluacion; u_sigma_pt Incertidumbre de sigma_pt para la primera rama; sw Desviacion dentro del item para la rama de tabla; g Numero de items, limitado al intervalo 7–20.</w:t>
       </w:r>
     </w:p>
     <w:p>
@@ -3140,7 +3153,7 @@
         <w:pStyle w:val="BodyText"/>
       </w:pPr>
       <w:r>
-        <w:t xml:space="preserve">The expanded criterion value</w:t>
+        <w:t xml:space="preserve">Criterio expandido para la rama u_sigma_pt o expresion cuadratica para la rama sw/g.</w:t>
       </w:r>
     </w:p>
     <w:p>
@@ -14866,7 +14879,67 @@
     </w:p>
     <w:bookmarkEnd w:id="96"/>
     <w:bookmarkEnd w:id="97"/>
+    <w:bookmarkStart w:id="99" w:name="categoria-general"/>
+    <w:p>
+      <w:pPr>
+        <w:pStyle w:val="Heading2"/>
+      </w:pPr>
+      <w:r>
+        <w:t xml:space="preserve">Categoria: General</w:t>
+      </w:r>
+    </w:p>
+    <w:bookmarkStart w:id="98" w:name="build_final_scores_export_df"/>
+    <w:p>
+      <w:pPr>
+        <w:pStyle w:val="Heading3"/>
+      </w:pPr>
+      <w:r>
+        <w:rPr>
+          <w:rStyle w:val="VerbatimChar"/>
+        </w:rPr>
+        <w:t xml:space="preserve">build_final_scores_export_df</w:t>
+      </w:r>
+    </w:p>
+    <w:p>
+      <w:pPr>
+        <w:pStyle w:val="FirstParagraph"/>
+      </w:pPr>
+      <w:r>
+        <w:t xml:space="preserve">Sin descripcion disponible.</w:t>
+      </w:r>
+    </w:p>
+    <w:p>
+      <w:pPr>
+        <w:pStyle w:val="BodyText"/>
+      </w:pPr>
+      <w:r>
+        <w:rPr>
+          <w:b/>
+          <w:bCs/>
+        </w:rPr>
+        <w:t xml:space="preserve">Archivo fuente:</w:t>
+      </w:r>
+      <w:r>
+        <w:t xml:space="preserve"> </w:t>
+      </w:r>
+      <w:r>
+        <w:rPr>
+          <w:rStyle w:val="VerbatimChar"/>
+        </w:rPr>
+        <w:t xml:space="preserve">app.R</w:t>
+      </w:r>
+    </w:p>
+    <w:p>
+      <w:pPr>
+        <w:pStyle w:val="BodyText"/>
+      </w:pPr>
+      <w:r>
+        <w:t xml:space="preserve">—n</w:t>
+      </w:r>
+    </w:p>
     <w:bookmarkEnd w:id="98"/>
+    <w:bookmarkEnd w:id="99"/>
+    <w:bookmarkEnd w:id="100"/>
     <w:sectPr>
       <w:footnotePr>
         <w:numRestart w:val="eachSect"/>
@@ -15328,7 +15401,7 @@
         <w:rFonts w:asciiTheme="minorHAnsi" w:cstheme="minorBidi" w:eastAsiaTheme="minorEastAsia" w:hAnsiTheme="minorHAnsi"/>
         <w:sz w:val="24"/>
         <w:szCs w:val="24"/>
-        <w:lang w:bidi="ar-SA" w:eastAsia="zh-CN" w:val="en-US"/>
+        <w:lang w:bidi="ar-SA" w:eastAsia="zh-CN" w:val="es-CO"/>
       </w:rPr>
     </w:rPrDefault>
     <w:pPrDefault>
@@ -15976,7 +16049,7 @@
       <w:color w:themeColor="accent1" w:themeShade="BF" w:val="365F91"/>
     </w:rPr>
   </w:style>
-  <w:style w:type="paragraph" w:customStyle="1" w:styleId="SourceCode">
+  <w:style w:customStyle="1" w:styleId="SourceCode" w:type="paragraph">
     <w:name w:val="Source Code"/>
     <w:basedOn w:val="Normal"/>
     <w:link w:val="VerbatimChar"/>
@@ -15984,7 +16057,7 @@
       <w:wordWrap w:val="off"/>
     </w:pPr>
   </w:style>
-  <w:style w:type="character" w:customStyle="1" w:styleId="KeywordTok">
+  <w:style w:customStyle="1" w:styleId="KeywordTok" w:type="character">
     <w:name w:val="KeywordTok"/>
     <w:basedOn w:val="VerbatimChar"/>
     <w:rPr>
@@ -15992,77 +16065,77 @@
       <w:color w:val="007020"/>
     </w:rPr>
   </w:style>
-  <w:style w:type="character" w:customStyle="1" w:styleId="DataTypeTok">
+  <w:style w:customStyle="1" w:styleId="DataTypeTok" w:type="character">
     <w:name w:val="DataTypeTok"/>
     <w:basedOn w:val="VerbatimChar"/>
     <w:rPr>
       <w:color w:val="902000"/>
     </w:rPr>
   </w:style>
-  <w:style w:type="character" w:customStyle="1" w:styleId="DecValTok">
+  <w:style w:customStyle="1" w:styleId="DecValTok" w:type="character">
     <w:name w:val="DecValTok"/>
     <w:basedOn w:val="VerbatimChar"/>
     <w:rPr>
       <w:color w:val="40a070"/>
     </w:rPr>
   </w:style>
-  <w:style w:type="character" w:customStyle="1" w:styleId="BaseNTok">
+  <w:style w:customStyle="1" w:styleId="BaseNTok" w:type="character">
     <w:name w:val="BaseNTok"/>
     <w:basedOn w:val="VerbatimChar"/>
     <w:rPr>
       <w:color w:val="40a070"/>
     </w:rPr>
   </w:style>
-  <w:style w:type="character" w:customStyle="1" w:styleId="FloatTok">
+  <w:style w:customStyle="1" w:styleId="FloatTok" w:type="character">
     <w:name w:val="FloatTok"/>
     <w:basedOn w:val="VerbatimChar"/>
     <w:rPr>
       <w:color w:val="40a070"/>
     </w:rPr>
   </w:style>
-  <w:style w:type="character" w:customStyle="1" w:styleId="ConstantTok">
+  <w:style w:customStyle="1" w:styleId="ConstantTok" w:type="character">
     <w:name w:val="ConstantTok"/>
     <w:basedOn w:val="VerbatimChar"/>
     <w:rPr>
       <w:color w:val="880000"/>
     </w:rPr>
   </w:style>
-  <w:style w:type="character" w:customStyle="1" w:styleId="CharTok">
+  <w:style w:customStyle="1" w:styleId="CharTok" w:type="character">
     <w:name w:val="CharTok"/>
     <w:basedOn w:val="VerbatimChar"/>
     <w:rPr>
       <w:color w:val="4070a0"/>
     </w:rPr>
   </w:style>
-  <w:style w:type="character" w:customStyle="1" w:styleId="SpecialCharTok">
+  <w:style w:customStyle="1" w:styleId="SpecialCharTok" w:type="character">
     <w:name w:val="SpecialCharTok"/>
     <w:basedOn w:val="VerbatimChar"/>
     <w:rPr>
       <w:color w:val="4070a0"/>
     </w:rPr>
   </w:style>
-  <w:style w:type="character" w:customStyle="1" w:styleId="StringTok">
+  <w:style w:customStyle="1" w:styleId="StringTok" w:type="character">
     <w:name w:val="StringTok"/>
     <w:basedOn w:val="VerbatimChar"/>
     <w:rPr>
       <w:color w:val="4070a0"/>
     </w:rPr>
   </w:style>
-  <w:style w:type="character" w:customStyle="1" w:styleId="VerbatimStringTok">
+  <w:style w:customStyle="1" w:styleId="VerbatimStringTok" w:type="character">
     <w:name w:val="VerbatimStringTok"/>
     <w:basedOn w:val="VerbatimChar"/>
     <w:rPr>
       <w:color w:val="4070a0"/>
     </w:rPr>
   </w:style>
-  <w:style w:type="character" w:customStyle="1" w:styleId="SpecialStringTok">
+  <w:style w:customStyle="1" w:styleId="SpecialStringTok" w:type="character">
     <w:name w:val="SpecialStringTok"/>
     <w:basedOn w:val="VerbatimChar"/>
     <w:rPr>
       <w:color w:val="bb6688"/>
     </w:rPr>
   </w:style>
-  <w:style w:type="character" w:customStyle="1" w:styleId="ImportTok">
+  <w:style w:customStyle="1" w:styleId="ImportTok" w:type="character">
     <w:name w:val="ImportTok"/>
     <w:basedOn w:val="VerbatimChar"/>
     <w:rPr>
@@ -16070,7 +16143,7 @@
       <w:color w:val="008000"/>
     </w:rPr>
   </w:style>
-  <w:style w:type="character" w:customStyle="1" w:styleId="CommentTok">
+  <w:style w:customStyle="1" w:styleId="CommentTok" w:type="character">
     <w:name w:val="CommentTok"/>
     <w:basedOn w:val="VerbatimChar"/>
     <w:rPr>
@@ -16078,7 +16151,7 @@
       <w:color w:val="60a0b0"/>
     </w:rPr>
   </w:style>
-  <w:style w:type="character" w:customStyle="1" w:styleId="DocumentationTok">
+  <w:style w:customStyle="1" w:styleId="DocumentationTok" w:type="character">
     <w:name w:val="DocumentationTok"/>
     <w:basedOn w:val="VerbatimChar"/>
     <w:rPr>
@@ -16086,7 +16159,7 @@
       <w:color w:val="ba2121"/>
     </w:rPr>
   </w:style>
-  <w:style w:type="character" w:customStyle="1" w:styleId="AnnotationTok">
+  <w:style w:customStyle="1" w:styleId="AnnotationTok" w:type="character">
     <w:name w:val="AnnotationTok"/>
     <w:basedOn w:val="VerbatimChar"/>
     <w:rPr>
@@ -16095,7 +16168,7 @@
       <w:color w:val="60a0b0"/>
     </w:rPr>
   </w:style>
-  <w:style w:type="character" w:customStyle="1" w:styleId="CommentVarTok">
+  <w:style w:customStyle="1" w:styleId="CommentVarTok" w:type="character">
     <w:name w:val="CommentVarTok"/>
     <w:basedOn w:val="VerbatimChar"/>
     <w:rPr>
@@ -16104,28 +16177,28 @@
       <w:color w:val="60a0b0"/>
     </w:rPr>
   </w:style>
-  <w:style w:type="character" w:customStyle="1" w:styleId="OtherTok">
+  <w:style w:customStyle="1" w:styleId="OtherTok" w:type="character">
     <w:name w:val="OtherTok"/>
     <w:basedOn w:val="VerbatimChar"/>
     <w:rPr>
       <w:color w:val="007020"/>
     </w:rPr>
   </w:style>
-  <w:style w:type="character" w:customStyle="1" w:styleId="FunctionTok">
+  <w:style w:customStyle="1" w:styleId="FunctionTok" w:type="character">
     <w:name w:val="FunctionTok"/>
     <w:basedOn w:val="VerbatimChar"/>
     <w:rPr>
       <w:color w:val="06287e"/>
     </w:rPr>
   </w:style>
-  <w:style w:type="character" w:customStyle="1" w:styleId="VariableTok">
+  <w:style w:customStyle="1" w:styleId="VariableTok" w:type="character">
     <w:name w:val="VariableTok"/>
     <w:basedOn w:val="VerbatimChar"/>
     <w:rPr>
       <w:color w:val="19177c"/>
     </w:rPr>
   </w:style>
-  <w:style w:type="character" w:customStyle="1" w:styleId="ControlFlowTok">
+  <w:style w:customStyle="1" w:styleId="ControlFlowTok" w:type="character">
     <w:name w:val="ControlFlowTok"/>
     <w:basedOn w:val="VerbatimChar"/>
     <w:rPr>
@@ -16133,45 +16206,45 @@
       <w:color w:val="007020"/>
     </w:rPr>
   </w:style>
-  <w:style w:type="character" w:customStyle="1" w:styleId="OperatorTok">
+  <w:style w:customStyle="1" w:styleId="OperatorTok" w:type="character">
     <w:name w:val="OperatorTok"/>
     <w:basedOn w:val="VerbatimChar"/>
     <w:rPr>
       <w:color w:val="666666"/>
     </w:rPr>
   </w:style>
-  <w:style w:type="character" w:customStyle="1" w:styleId="BuiltInTok">
+  <w:style w:customStyle="1" w:styleId="BuiltInTok" w:type="character">
     <w:name w:val="BuiltInTok"/>
     <w:basedOn w:val="VerbatimChar"/>
     <w:rPr>
       <w:color w:val="008000"/>
     </w:rPr>
   </w:style>
-  <w:style w:type="character" w:customStyle="1" w:styleId="ExtensionTok">
+  <w:style w:customStyle="1" w:styleId="ExtensionTok" w:type="character">
     <w:name w:val="ExtensionTok"/>
     <w:basedOn w:val="VerbatimChar"/>
     <w:rPr/>
   </w:style>
-  <w:style w:type="character" w:customStyle="1" w:styleId="PreprocessorTok">
+  <w:style w:customStyle="1" w:styleId="PreprocessorTok" w:type="character">
     <w:name w:val="PreprocessorTok"/>
     <w:basedOn w:val="VerbatimChar"/>
     <w:rPr>
       <w:color w:val="bc7a00"/>
     </w:rPr>
   </w:style>
-  <w:style w:type="character" w:customStyle="1" w:styleId="AttributeTok">
+  <w:style w:customStyle="1" w:styleId="AttributeTok" w:type="character">
     <w:name w:val="AttributeTok"/>
     <w:basedOn w:val="VerbatimChar"/>
     <w:rPr>
       <w:color w:val="7d9029"/>
     </w:rPr>
   </w:style>
-  <w:style w:type="character" w:customStyle="1" w:styleId="RegionMarkerTok">
+  <w:style w:customStyle="1" w:styleId="RegionMarkerTok" w:type="character">
     <w:name w:val="RegionMarkerTok"/>
     <w:basedOn w:val="VerbatimChar"/>
     <w:rPr/>
   </w:style>
-  <w:style w:type="character" w:customStyle="1" w:styleId="InformationTok">
+  <w:style w:customStyle="1" w:styleId="InformationTok" w:type="character">
     <w:name w:val="InformationTok"/>
     <w:basedOn w:val="VerbatimChar"/>
     <w:rPr>
@@ -16180,7 +16253,7 @@
       <w:color w:val="60a0b0"/>
     </w:rPr>
   </w:style>
-  <w:style w:type="character" w:customStyle="1" w:styleId="WarningTok">
+  <w:style w:customStyle="1" w:styleId="WarningTok" w:type="character">
     <w:name w:val="WarningTok"/>
     <w:basedOn w:val="VerbatimChar"/>
     <w:rPr>
@@ -16189,7 +16262,7 @@
       <w:color w:val="60a0b0"/>
     </w:rPr>
   </w:style>
-  <w:style w:type="character" w:customStyle="1" w:styleId="AlertTok">
+  <w:style w:customStyle="1" w:styleId="AlertTok" w:type="character">
     <w:name w:val="AlertTok"/>
     <w:basedOn w:val="VerbatimChar"/>
     <w:rPr>
@@ -16197,7 +16270,7 @@
       <w:color w:val="ff0000"/>
     </w:rPr>
   </w:style>
-  <w:style w:type="character" w:customStyle="1" w:styleId="ErrorTok">
+  <w:style w:customStyle="1" w:styleId="ErrorTok" w:type="character">
     <w:name w:val="ErrorTok"/>
     <w:basedOn w:val="VerbatimChar"/>
     <w:rPr>
@@ -16205,7 +16278,7 @@
       <w:color w:val="ff0000"/>
     </w:rPr>
   </w:style>
-  <w:style w:type="character" w:customStyle="1" w:styleId="NormalTok">
+  <w:style w:customStyle="1" w:styleId="NormalTok" w:type="character">
     <w:name w:val="NormalTok"/>
     <w:basedOn w:val="VerbatimChar"/>
     <w:rPr/>

--- a/Entregables_pt_app/02_funciones_usadas/documentacion_funciones.docx
+++ b/Entregables_pt_app/02_funciones_usadas/documentacion_funciones.docx
@@ -2,7 +2,7 @@
 <file path=word/document.xml><?xml version="1.0" encoding="utf-8"?>
 <w:document xmlns:w="http://schemas.openxmlformats.org/wordprocessingml/2006/main" xmlns:m="http://schemas.openxmlformats.org/officeDocument/2006/math" xmlns:r="http://schemas.openxmlformats.org/officeDocument/2006/relationships" xmlns:o="urn:schemas-microsoft-com:office:office" xmlns:v="urn:schemas-microsoft-com:vml" xmlns:w10="urn:schemas-microsoft-com:office:word" xmlns:a="http://schemas.openxmlformats.org/drawingml/2006/main" xmlns:pic="http://schemas.openxmlformats.org/drawingml/2006/picture" xmlns:wp="http://schemas.openxmlformats.org/drawingml/2006/wordprocessingDrawing">
   <w:body>
-    <w:bookmarkStart w:id="100" w:name="documentacion-de-funciones"/>
+    <w:bookmarkStart w:id="101" w:name="documentacion-de-funciones"/>
     <w:p>
       <w:pPr>
         <w:pStyle w:val="Heading1"/>
@@ -14930,16 +14930,67 @@
       </w:r>
     </w:p>
     <w:p>
-      <w:pPr>
-        <w:pStyle w:val="BodyText"/>
-      </w:pPr>
-      <w:r>
-        <w:t xml:space="preserve">—n</w:t>
+      <w:r>
+        <w:pict>
+          <v:rect style="width:0;height:1.5pt" o:hralign="center" o:hrstd="t" o:hr="t"/>
+        </w:pict>
       </w:r>
     </w:p>
     <w:bookmarkEnd w:id="98"/>
     <w:bookmarkEnd w:id="99"/>
+    <w:bookmarkStart w:id="100" w:name="evidencia-visual"/>
+    <w:p>
+      <w:pPr>
+        <w:pStyle w:val="Heading2"/>
+      </w:pPr>
+      <w:r>
+        <w:t xml:space="preserve">Evidencia visual</w:t>
+      </w:r>
+    </w:p>
+    <w:p>
+      <w:pPr>
+        <w:pStyle w:val="FirstParagraph"/>
+      </w:pPr>
+      <w:r>
+        <w:t xml:space="preserve">La ejecución del Algoritmo A documentado en este catálogo se observa en</w:t>
+      </w:r>
+      <w:r>
+        <w:t xml:space="preserve"> </w:t>
+      </w:r>
+      <w:r>
+        <w:rPr>
+          <w:b/>
+          <w:bCs/>
+        </w:rPr>
+        <w:t xml:space="preserve">CAP-09</w:t>
+      </w:r>
+      <w:r>
+        <w:t xml:space="preserve">. Consulte</w:t>
+      </w:r>
+      <w:r>
+        <w:t xml:space="preserve"> </w:t>
+      </w:r>
+      <w:r>
+        <w:rPr>
+          <w:rStyle w:val="VerbatimChar"/>
+        </w:rPr>
+        <w:t xml:space="preserve">../../00_evidencia_visual/indice_capturas.md</w:t>
+      </w:r>
+      <w:r>
+        <w:t xml:space="preserve"> </w:t>
+      </w:r>
+      <w:r>
+        <w:t xml:space="preserve">para acción</w:t>
+      </w:r>
+      <w:r>
+        <w:t xml:space="preserve"> </w:t>
+      </w:r>
+      <w:r>
+        <w:t xml:space="preserve">previa, datos, commit, resolución y SHA-256.</w:t>
+      </w:r>
+    </w:p>
     <w:bookmarkEnd w:id="100"/>
+    <w:bookmarkEnd w:id="101"/>
     <w:sectPr>
       <w:footnotePr>
         <w:numRestart w:val="eachSect"/>
